--- a/CMA_Summaries_B4_Ch11.docx
+++ b/CMA_Summaries_B4_Ch11.docx
@@ -244,7 +244,7 @@
           <w:sz w:val="19"/>
           <w:szCs w:val="19"/>
         </w:rPr>
-        <w:t xml:space="preserve">Data governance is the exercise of </w:t>
+        <w:t xml:space="preserve">Data governance is the </w:t>
       </w:r>
       <w:r>
         <w:rPr>
@@ -276,7 +276,7 @@
           <w:sz w:val="19"/>
           <w:szCs w:val="19"/>
         </w:rPr>
-        <w:t xml:space="preserve"> and decision rights over data: who owns it, what may be done with it, and to what </w:t>
+        <w:t xml:space="preserve"> of authority and decision rights over data: who owns it, what may be done with it, and to what </w:t>
       </w:r>
       <w:r>
         <w:rPr>
@@ -386,7 +386,7 @@
           <w:sz w:val="19"/>
           <w:szCs w:val="19"/>
         </w:rPr>
-        <w:t xml:space="preserve"> is worth holding firmly, because the exam tests it </w:t>
+        <w:t xml:space="preserve"> is worth holding </w:t>
       </w:r>
       <w:r>
         <w:rPr>
@@ -418,7 +418,7 @@
           <w:sz w:val="19"/>
           <w:szCs w:val="19"/>
         </w:rPr>
-        <w:t xml:space="preserve"> and because companies confuse it in </w:t>
+        <w:t xml:space="preserve">, because the exam tests it </w:t>
       </w:r>
       <w:r>
         <w:rPr>
@@ -450,14 +450,7 @@
           <w:sz w:val="19"/>
           <w:szCs w:val="19"/>
         </w:rPr>
-        <w:t xml:space="preserve">. </w:t>
-      </w:r>
-      <w:r>
-        <w:rPr>
-          <w:sz w:val="19"/>
-          <w:szCs w:val="19"/>
-        </w:rPr>
-        <w:t xml:space="preserve">Governance </w:t>
+        <w:t xml:space="preserve"> and because companies confuse it in </w:t>
       </w:r>
       <w:r>
         <w:rPr>
@@ -489,7 +482,14 @@
           <w:sz w:val="19"/>
           <w:szCs w:val="19"/>
         </w:rPr>
-        <w:t xml:space="preserve">; management does. </w:t>
+        <w:t xml:space="preserve">. </w:t>
+      </w:r>
+      <w:r>
+        <w:rPr>
+          <w:sz w:val="19"/>
+          <w:szCs w:val="19"/>
+        </w:rPr>
+        <w:t xml:space="preserve">Governance decides; management does. </w:t>
       </w:r>
       <w:r>
         <w:rPr>
@@ -689,7 +689,7 @@
                 <w:sz w:val="16"/>
                 <w:szCs w:val="16"/>
               </w:rPr>
-              <w:t xml:space="preserve">excellent   ·   distinction   ·   definition   ·   technology   ·   decisions   ·   practice   ·   decides   ·   authority   ·   expression   ·   directly   ·   standard   ·   technically</w:t>
+              <w:t xml:space="preserve">function   ·   distinction   ·   definition   ·   technology   ·   decisions   ·   directly   ·   practice   ·   exercise   ·   expression   ·   firmly   ·   standard   ·   technically</w:t>
             </w:r>
           </w:p>
         </w:tc>
@@ -722,9 +722,9 @@
         </w:tblBorders>
       </w:tblPr>
       <w:tblGrid>
-        <w:gridCol w:w="2213"/>
-        <w:gridCol w:w="4224"/>
-        <w:gridCol w:w="3163"/>
+        <w:gridCol w:w="1931"/>
+        <w:gridCol w:w="3866"/>
+        <w:gridCol w:w="3803"/>
       </w:tblGrid>
       <w:tr>
         <w:tc>
@@ -759,7 +759,7 @@
       <w:tr>
         <w:tc>
           <w:tcPr>
-            <w:tcW w:type="pct" w:w="1153"/>
+            <w:tcW w:type="pct" w:w="1006"/>
             <w:shd w:fill="353A7C" w:val="clear"/>
             <w:tcMar>
               <w:top w:type="dxa" w:w="50"/>
@@ -786,7 +786,7 @@
         </w:tc>
         <w:tc>
           <w:tcPr>
-            <w:tcW w:type="pct" w:w="2200"/>
+            <w:tcW w:type="pct" w:w="2014"/>
             <w:shd w:fill="353A7C" w:val="clear"/>
             <w:tcMar>
               <w:top w:type="dxa" w:w="50"/>
@@ -813,7 +813,7 @@
         </w:tc>
         <w:tc>
           <w:tcPr>
-            <w:tcW w:type="pct" w:w="1647"/>
+            <w:tcW w:type="pct" w:w="1981"/>
             <w:shd w:fill="353A7C" w:val="clear"/>
             <w:tcMar>
               <w:top w:type="dxa" w:w="50"/>
@@ -842,7 +842,7 @@
       <w:tr>
         <w:tc>
           <w:tcPr>
-            <w:tcW w:type="pct" w:w="1153"/>
+            <w:tcW w:type="pct" w:w="1006"/>
             <w:tcMar>
               <w:top w:type="dxa" w:w="50"/>
               <w:left w:type="dxa" w:w="110"/>
@@ -865,8 +865,7 @@
         </w:tc>
         <w:tc>
           <w:tcPr>
-            <w:tcW w:type="pct" w:w="2200"/>
-            <w:shd w:fill="FFFFFF" w:val="clear"/>
+            <w:tcW w:type="pct" w:w="2014"/>
             <w:tcMar>
               <w:top w:type="dxa" w:w="50"/>
               <w:left w:type="dxa" w:w="110"/>
@@ -876,23 +875,21 @@
           </w:tcPr>
           <w:p>
             <w:pPr>
-              <w:spacing w:before="46" w:after="46"/>
-            </w:pPr>
-            <w:r>
-              <w:rPr>
-                <w:b/>
-                <w:bCs/>
-                <w:color w:val="8186EF"/>
-                <w:sz w:val="14"/>
-                <w:szCs w:val="14"/>
-              </w:rPr>
-              <w:t xml:space="preserve">(15)</w:t>
-            </w:r>
-          </w:p>
-        </w:tc>
-        <w:tc>
-          <w:tcPr>
-            <w:tcW w:type="pct" w:w="1647"/>
+              <w:spacing w:before="28" w:after="28"/>
+            </w:pPr>
+            <w:r>
+              <w:rPr>
+                <w:sz w:val="15"/>
+                <w:szCs w:val="15"/>
+              </w:rPr>
+              <w:t xml:space="preserve">Who decides, and by what authority?</w:t>
+            </w:r>
+          </w:p>
+        </w:tc>
+        <w:tc>
+          <w:tcPr>
+            <w:tcW w:type="pct" w:w="1981"/>
+            <w:shd w:fill="FFFFFF" w:val="clear"/>
             <w:tcMar>
               <w:top w:type="dxa" w:w="50"/>
               <w:left w:type="dxa" w:w="110"/>
@@ -902,14 +899,17 @@
           </w:tcPr>
           <w:p>
             <w:pPr>
-              <w:spacing w:before="28" w:after="28"/>
-            </w:pPr>
-            <w:r>
-              <w:rPr>
-                <w:sz w:val="15"/>
-                <w:szCs w:val="15"/>
-              </w:rPr>
-              <w:t xml:space="preserve">How is it actually done?</w:t>
+              <w:spacing w:before="46" w:after="46"/>
+            </w:pPr>
+            <w:r>
+              <w:rPr>
+                <w:b/>
+                <w:bCs/>
+                <w:color w:val="8186EF"/>
+                <w:sz w:val="14"/>
+                <w:szCs w:val="14"/>
+              </w:rPr>
+              <w:t xml:space="preserve">(15)</w:t>
             </w:r>
           </w:p>
         </w:tc>
@@ -917,7 +917,7 @@
       <w:tr>
         <w:tc>
           <w:tcPr>
-            <w:tcW w:type="pct" w:w="1153"/>
+            <w:tcW w:type="pct" w:w="1006"/>
             <w:shd w:fill="FBFAF6" w:val="clear"/>
             <w:tcMar>
               <w:top w:type="dxa" w:w="50"/>
@@ -941,8 +941,8 @@
         </w:tc>
         <w:tc>
           <w:tcPr>
-            <w:tcW w:type="pct" w:w="2200"/>
-            <w:shd w:fill="FBFAF6" w:val="clear"/>
+            <w:tcW w:type="pct" w:w="2014"/>
+            <w:shd w:fill="FFFFFF" w:val="clear"/>
             <w:tcMar>
               <w:top w:type="dxa" w:w="50"/>
               <w:left w:type="dxa" w:w="110"/>
@@ -952,21 +952,24 @@
           </w:tcPr>
           <w:p>
             <w:pPr>
-              <w:spacing w:before="28" w:after="28"/>
-            </w:pPr>
-            <w:r>
-              <w:rPr>
-                <w:sz w:val="15"/>
-                <w:szCs w:val="15"/>
-              </w:rPr>
-              <w:t xml:space="preserve">Policies, ownership, decision rights, standards</w:t>
-            </w:r>
-          </w:p>
-        </w:tc>
-        <w:tc>
-          <w:tcPr>
-            <w:tcW w:type="pct" w:w="1647"/>
-            <w:shd w:fill="FFFFFF" w:val="clear"/>
+              <w:spacing w:before="46" w:after="46"/>
+            </w:pPr>
+            <w:r>
+              <w:rPr>
+                <w:b/>
+                <w:bCs/>
+                <w:color w:val="8186EF"/>
+                <w:sz w:val="14"/>
+                <w:szCs w:val="14"/>
+              </w:rPr>
+              <w:t xml:space="preserve">(16)</w:t>
+            </w:r>
+          </w:p>
+        </w:tc>
+        <w:tc>
+          <w:tcPr>
+            <w:tcW w:type="pct" w:w="1981"/>
+            <w:shd w:fill="FBFAF6" w:val="clear"/>
             <w:tcMar>
               <w:top w:type="dxa" w:w="50"/>
               <w:left w:type="dxa" w:w="110"/>
@@ -976,17 +979,14 @@
           </w:tcPr>
           <w:p>
             <w:pPr>
-              <w:spacing w:before="46" w:after="46"/>
-            </w:pPr>
-            <w:r>
-              <w:rPr>
-                <w:b/>
-                <w:bCs/>
-                <w:color w:val="8186EF"/>
-                <w:sz w:val="14"/>
-                <w:szCs w:val="14"/>
-              </w:rPr>
-              <w:t xml:space="preserve">(16)</w:t>
+              <w:spacing w:before="28" w:after="28"/>
+            </w:pPr>
+            <w:r>
+              <w:rPr>
+                <w:sz w:val="15"/>
+                <w:szCs w:val="15"/>
+              </w:rPr>
+              <w:t xml:space="preserve">Architecture, loading, quality work, storage</w:t>
             </w:r>
           </w:p>
         </w:tc>
@@ -994,7 +994,7 @@
       <w:tr>
         <w:tc>
           <w:tcPr>
-            <w:tcW w:type="pct" w:w="1153"/>
+            <w:tcW w:type="pct" w:w="1006"/>
             <w:tcMar>
               <w:top w:type="dxa" w:w="50"/>
               <w:left w:type="dxa" w:w="110"/>
@@ -1017,7 +1017,7 @@
         </w:tc>
         <w:tc>
           <w:tcPr>
-            <w:tcW w:type="pct" w:w="2200"/>
+            <w:tcW w:type="pct" w:w="2014"/>
             <w:shd w:fill="FFFFFF" w:val="clear"/>
             <w:tcMar>
               <w:top w:type="dxa" w:w="50"/>
@@ -1044,7 +1044,7 @@
         </w:tc>
         <w:tc>
           <w:tcPr>
-            <w:tcW w:type="pct" w:w="1647"/>
+            <w:tcW w:type="pct" w:w="1981"/>
             <w:tcMar>
               <w:top w:type="dxa" w:w="50"/>
               <w:left w:type="dxa" w:w="110"/>
@@ -1069,7 +1069,7 @@
       <w:tr>
         <w:tc>
           <w:tcPr>
-            <w:tcW w:type="pct" w:w="1153"/>
+            <w:tcW w:type="pct" w:w="1006"/>
             <w:shd w:fill="FBFAF6" w:val="clear"/>
             <w:tcMar>
               <w:top w:type="dxa" w:w="50"/>
@@ -1093,7 +1093,7 @@
         </w:tc>
         <w:tc>
           <w:tcPr>
-            <w:tcW w:type="pct" w:w="2200"/>
+            <w:tcW w:type="pct" w:w="2014"/>
             <w:shd w:fill="FBFAF6" w:val="clear"/>
             <w:tcMar>
               <w:top w:type="dxa" w:w="50"/>
@@ -1117,7 +1117,7 @@
         </w:tc>
         <w:tc>
           <w:tcPr>
-            <w:tcW w:type="pct" w:w="1647"/>
+            <w:tcW w:type="pct" w:w="1981"/>
             <w:shd w:fill="FFFFFF" w:val="clear"/>
             <w:tcMar>
               <w:top w:type="dxa" w:w="50"/>
@@ -1146,7 +1146,7 @@
       <w:tr>
         <w:tc>
           <w:tcPr>
-            <w:tcW w:type="pct" w:w="1153"/>
+            <w:tcW w:type="pct" w:w="1006"/>
             <w:tcMar>
               <w:top w:type="dxa" w:w="50"/>
               <w:left w:type="dxa" w:w="110"/>
@@ -1169,8 +1169,7 @@
         </w:tc>
         <w:tc>
           <w:tcPr>
-            <w:tcW w:type="pct" w:w="2200"/>
-            <w:shd w:fill="FFFFFF" w:val="clear"/>
+            <w:tcW w:type="pct" w:w="2014"/>
             <w:tcMar>
               <w:top w:type="dxa" w:w="50"/>
               <w:left w:type="dxa" w:w="110"/>
@@ -1180,23 +1179,20 @@
           </w:tcPr>
           <w:p>
             <w:pPr>
-              <w:spacing w:before="46" w:after="46"/>
-            </w:pPr>
-            <w:r>
-              <w:rPr>
-                <w:b/>
-                <w:bCs/>
-                <w:color w:val="8186EF"/>
-                <w:sz w:val="14"/>
-                <w:szCs w:val="14"/>
-              </w:rPr>
-              <w:t xml:space="preserve">(19)</w:t>
-            </w:r>
-          </w:p>
-        </w:tc>
-        <w:tc>
-          <w:tcPr>
-            <w:tcW w:type="pct" w:w="1647"/>
+              <w:spacing w:before="28" w:after="28"/>
+            </w:pPr>
+            <w:r>
+              <w:rPr>
+                <w:sz w:val="15"/>
+                <w:szCs w:val="15"/>
+              </w:rPr>
+              <w:t xml:space="preserve">Governance decides</w:t>
+            </w:r>
+          </w:p>
+        </w:tc>
+        <w:tc>
+          <w:tcPr>
+            <w:tcW w:type="pct" w:w="1981"/>
             <w:tcMar>
               <w:top w:type="dxa" w:w="50"/>
               <w:left w:type="dxa" w:w="110"/>
@@ -1275,7 +1271,7 @@
                 <w:sz w:val="16"/>
                 <w:szCs w:val="16"/>
               </w:rPr>
-              <w:t xml:space="preserve">Governance decides   ·   A council or committee, with named data owners   ·   Who decides, and by what authority?   ·   Architecture, loading, quality work, storage   ·   Loading it nightly and fixing bad records   ·   Technical and operational teams</w:t>
+              <w:t xml:space="preserve">Who decides, and by what authority?   ·   A council or committee, with named data owners   ·   How is it actually done?   ·   Policies, ownership, decision rights, standards   ·   Loading it nightly and fixing bad records</w:t>
             </w:r>
           </w:p>
         </w:tc>
@@ -1796,14 +1792,14 @@
                 <w:sz w:val="16"/>
                 <w:szCs w:val="16"/>
               </w:rPr>
-              <w:t xml:space="preserve">12  </w:t>
-            </w:r>
-            <w:r>
-              <w:rPr>
-                <w:sz w:val="16"/>
-                <w:szCs w:val="16"/>
-              </w:rPr>
-              <w:t xml:space="preserve">definition</w:t>
+              <w:t xml:space="preserve">11  </w:t>
+            </w:r>
+            <w:r>
+              <w:rPr>
+                <w:sz w:val="16"/>
+                <w:szCs w:val="16"/>
+              </w:rPr>
+              <w:t xml:space="preserve">technically</w:t>
             </w:r>
           </w:p>
         </w:tc>
@@ -1864,14 +1860,14 @@
                 <w:sz w:val="16"/>
                 <w:szCs w:val="16"/>
               </w:rPr>
-              <w:t xml:space="preserve">13  </w:t>
-            </w:r>
-            <w:r>
-              <w:rPr>
-                <w:sz w:val="16"/>
-                <w:szCs w:val="16"/>
-              </w:rPr>
-              <w:t xml:space="preserve">expression</w:t>
+              <w:t xml:space="preserve">12  </w:t>
+            </w:r>
+            <w:r>
+              <w:rPr>
+                <w:sz w:val="16"/>
+                <w:szCs w:val="16"/>
+              </w:rPr>
+              <w:t xml:space="preserve">definition</w:t>
             </w:r>
           </w:p>
         </w:tc>
@@ -1932,14 +1928,14 @@
                 <w:sz w:val="16"/>
                 <w:szCs w:val="16"/>
               </w:rPr>
-              <w:t xml:space="preserve">14  </w:t>
-            </w:r>
-            <w:r>
-              <w:rPr>
-                <w:sz w:val="16"/>
-                <w:szCs w:val="16"/>
-              </w:rPr>
-              <w:t xml:space="preserve">technology</w:t>
+              <w:t xml:space="preserve">13  </w:t>
+            </w:r>
+            <w:r>
+              <w:rPr>
+                <w:sz w:val="16"/>
+                <w:szCs w:val="16"/>
+              </w:rPr>
+              <w:t xml:space="preserve">expression</w:t>
             </w:r>
           </w:p>
         </w:tc>
@@ -1974,7 +1970,7 @@
                 <w:sz w:val="16"/>
                 <w:szCs w:val="16"/>
               </w:rPr>
-              <w:t xml:space="preserve">authority</w:t>
+              <w:t xml:space="preserve">exercise</w:t>
             </w:r>
           </w:p>
         </w:tc>
@@ -2000,14 +1996,14 @@
                 <w:sz w:val="16"/>
                 <w:szCs w:val="16"/>
               </w:rPr>
-              <w:t xml:space="preserve">15  </w:t>
-            </w:r>
-            <w:r>
-              <w:rPr>
-                <w:sz w:val="16"/>
-                <w:szCs w:val="16"/>
-              </w:rPr>
-              <w:t xml:space="preserve">Who decides, and by what authority?</w:t>
+              <w:t xml:space="preserve">14  </w:t>
+            </w:r>
+            <w:r>
+              <w:rPr>
+                <w:sz w:val="16"/>
+                <w:szCs w:val="16"/>
+              </w:rPr>
+              <w:t xml:space="preserve">technology</w:t>
             </w:r>
           </w:p>
         </w:tc>
@@ -2068,14 +2064,14 @@
                 <w:sz w:val="16"/>
                 <w:szCs w:val="16"/>
               </w:rPr>
-              <w:t xml:space="preserve">16  </w:t>
-            </w:r>
-            <w:r>
-              <w:rPr>
-                <w:sz w:val="16"/>
-                <w:szCs w:val="16"/>
-              </w:rPr>
-              <w:t xml:space="preserve">Architecture, loading, quality work, storage</w:t>
+              <w:t xml:space="preserve">15  </w:t>
+            </w:r>
+            <w:r>
+              <w:rPr>
+                <w:sz w:val="16"/>
+                <w:szCs w:val="16"/>
+              </w:rPr>
+              <w:t xml:space="preserve">How is it actually done?</w:t>
             </w:r>
           </w:p>
         </w:tc>
@@ -2136,14 +2132,14 @@
                 <w:sz w:val="16"/>
                 <w:szCs w:val="16"/>
               </w:rPr>
-              <w:t xml:space="preserve">17  </w:t>
-            </w:r>
-            <w:r>
-              <w:rPr>
-                <w:sz w:val="16"/>
-                <w:szCs w:val="16"/>
-              </w:rPr>
-              <w:t xml:space="preserve">A council or committee, with named data owners</w:t>
+              <w:t xml:space="preserve">16  </w:t>
+            </w:r>
+            <w:r>
+              <w:rPr>
+                <w:sz w:val="16"/>
+                <w:szCs w:val="16"/>
+              </w:rPr>
+              <w:t xml:space="preserve">Policies, ownership, decision rights, standards</w:t>
             </w:r>
           </w:p>
         </w:tc>
@@ -2204,14 +2200,14 @@
                 <w:sz w:val="16"/>
                 <w:szCs w:val="16"/>
               </w:rPr>
-              <w:t xml:space="preserve">18  </w:t>
-            </w:r>
-            <w:r>
-              <w:rPr>
-                <w:sz w:val="16"/>
-                <w:szCs w:val="16"/>
-              </w:rPr>
-              <w:t xml:space="preserve">Loading it nightly and fixing bad records</w:t>
+              <w:t xml:space="preserve">17  </w:t>
+            </w:r>
+            <w:r>
+              <w:rPr>
+                <w:sz w:val="16"/>
+                <w:szCs w:val="16"/>
+              </w:rPr>
+              <w:t xml:space="preserve">A council or committee, with named data owners</w:t>
             </w:r>
           </w:p>
         </w:tc>
@@ -2246,7 +2242,7 @@
                 <w:sz w:val="16"/>
                 <w:szCs w:val="16"/>
               </w:rPr>
-              <w:t xml:space="preserve">directly</w:t>
+              <w:t xml:space="preserve">firmly</w:t>
             </w:r>
           </w:p>
         </w:tc>
@@ -2272,14 +2268,14 @@
                 <w:sz w:val="16"/>
                 <w:szCs w:val="16"/>
               </w:rPr>
-              <w:t xml:space="preserve">19  </w:t>
-            </w:r>
-            <w:r>
-              <w:rPr>
-                <w:sz w:val="16"/>
-                <w:szCs w:val="16"/>
-              </w:rPr>
-              <w:t xml:space="preserve">Governance decides</w:t>
+              <w:t xml:space="preserve">18  </w:t>
+            </w:r>
+            <w:r>
+              <w:rPr>
+                <w:sz w:val="16"/>
+                <w:szCs w:val="16"/>
+              </w:rPr>
+              <w:t xml:space="preserve">Loading it nightly and fixing bad records</w:t>
             </w:r>
           </w:p>
         </w:tc>
@@ -2314,7 +2310,7 @@
                 <w:sz w:val="16"/>
                 <w:szCs w:val="16"/>
               </w:rPr>
-              <w:t xml:space="preserve">practice</w:t>
+              <w:t xml:space="preserve">directly</w:t>
             </w:r>
           </w:p>
         </w:tc>
@@ -2340,7 +2336,7 @@
                 <w:sz w:val="16"/>
                 <w:szCs w:val="16"/>
               </w:rPr>
-              <w:t xml:space="preserve">20  </w:t>
+              <w:t xml:space="preserve">19  </w:t>
             </w:r>
             <w:r>
               <w:rPr>
@@ -2382,7 +2378,7 @@
                 <w:sz w:val="16"/>
                 <w:szCs w:val="16"/>
               </w:rPr>
-              <w:t xml:space="preserve">decides</w:t>
+              <w:t xml:space="preserve">practice</w:t>
             </w:r>
           </w:p>
         </w:tc>
@@ -2408,7 +2404,7 @@
                 <w:sz w:val="16"/>
                 <w:szCs w:val="16"/>
               </w:rPr>
-              <w:t xml:space="preserve">21  </w:t>
+              <w:t xml:space="preserve">20  </w:t>
             </w:r>
             <w:r>
               <w:rPr>
@@ -2416,64 +2412,6 @@
                 <w:szCs w:val="16"/>
               </w:rPr>
               <w:t xml:space="preserve">data owner</w:t>
-            </w:r>
-          </w:p>
-        </w:tc>
-      </w:tr>
-      <w:tr>
-        <w:tc>
-          <w:tcPr>
-            <w:tcW w:type="pct" w:w="2500"/>
-            <w:tcMar>
-              <w:top w:type="dxa" w:w="20"/>
-              <w:left w:type="dxa" w:w="80"/>
-              <w:bottom w:type="dxa" w:w="20"/>
-              <w:right w:type="dxa" w:w="80"/>
-            </w:tcMar>
-          </w:tcPr>
-          <w:p>
-            <w:pPr>
-              <w:spacing w:before="12" w:after="12"/>
-            </w:pPr>
-            <w:r>
-              <w:rPr>
-                <w:b/>
-                <w:bCs/>
-                <w:color w:val="8186EF"/>
-                <w:sz w:val="16"/>
-                <w:szCs w:val="16"/>
-              </w:rPr>
-              <w:t xml:space="preserve">11  </w:t>
-            </w:r>
-            <w:r>
-              <w:rPr>
-                <w:sz w:val="16"/>
-                <w:szCs w:val="16"/>
-              </w:rPr>
-              <w:t xml:space="preserve">technically</w:t>
-            </w:r>
-          </w:p>
-        </w:tc>
-        <w:tc>
-          <w:tcPr>
-            <w:tcW w:type="pct" w:w="2500"/>
-            <w:tcMar>
-              <w:top w:type="dxa" w:w="20"/>
-              <w:left w:type="dxa" w:w="80"/>
-              <w:bottom w:type="dxa" w:w="20"/>
-              <w:right w:type="dxa" w:w="80"/>
-            </w:tcMar>
-          </w:tcPr>
-          <w:p>
-            <w:pPr>
-              <w:spacing w:before="24" w:after="24"/>
-            </w:pPr>
-            <w:r>
-              <w:rPr>
-                <w:sz w:val="16"/>
-                <w:szCs w:val="16"/>
-              </w:rPr>
-              <w:t xml:space="preserve"/>
             </w:r>
           </w:p>
         </w:tc>
@@ -5243,7 +5181,7 @@
           <w:sz w:val="16"/>
           <w:szCs w:val="16"/>
         </w:rPr>
-        <w:t xml:space="preserve">      gaps 1–2</w:t>
+        <w:t xml:space="preserve">      gaps 1–3</w:t>
       </w:r>
     </w:p>
     <w:p>
@@ -5256,7 +5194,7 @@
           <w:sz w:val="19"/>
           <w:szCs w:val="19"/>
         </w:rPr>
-        <w:t xml:space="preserve">Raw data is rarely fit for </w:t>
+        <w:t xml:space="preserve">Raw data is </w:t>
       </w:r>
       <w:r>
         <w:rPr>
@@ -5288,14 +5226,14 @@
           <w:sz w:val="19"/>
           <w:szCs w:val="19"/>
         </w:rPr>
-        <w:t xml:space="preserve">. </w:t>
-      </w:r>
-      <w:r>
-        <w:rPr>
-          <w:sz w:val="19"/>
-          <w:szCs w:val="19"/>
-        </w:rPr>
-        <w:t xml:space="preserve"/>
+        <w:t xml:space="preserve"> fit for analysis. </w:t>
+      </w:r>
+      <w:r>
+        <w:rPr>
+          <w:sz w:val="19"/>
+          <w:szCs w:val="19"/>
+        </w:rPr>
+        <w:t xml:space="preserve">Preprocessing is the work of </w:t>
       </w:r>
       <w:r>
         <w:rPr>
@@ -5313,7 +5251,7 @@
           <w:sz w:val="19"/>
           <w:szCs w:val="19"/>
         </w:rPr>
-        <w:t xml:space="preserve">               </w:t>
+        <w:t xml:space="preserve">           </w:t>
       </w:r>
       <w:r>
         <w:rPr>
@@ -5327,7 +5265,46 @@
           <w:sz w:val="19"/>
           <w:szCs w:val="19"/>
         </w:rPr>
-        <w:t xml:space="preserve"> is the work of making it so, and the exam names four steps. </w:t>
+        <w:t xml:space="preserve"> it so, and the exam names four steps. </w:t>
+      </w:r>
+      <w:r>
+        <w:rPr>
+          <w:sz w:val="19"/>
+          <w:szCs w:val="19"/>
+        </w:rPr>
+        <w:t xml:space="preserve">It covers </w:t>
+      </w:r>
+      <w:r>
+        <w:rPr>
+          <w:b/>
+          <w:bCs/>
+          <w:color w:val="8186EF"/>
+          <w:sz w:val="15"/>
+          <w:szCs w:val="15"/>
+        </w:rPr>
+        <w:t xml:space="preserve"> (3) </w:t>
+      </w:r>
+      <w:r>
+        <w:rPr>
+          <w:u w:val="single"/>
+          <w:sz w:val="19"/>
+          <w:szCs w:val="19"/>
+        </w:rPr>
+        <w:t xml:space="preserve">            </w:t>
+      </w:r>
+      <w:r>
+        <w:rPr>
+          <w:sz w:val="19"/>
+          <w:szCs w:val="19"/>
+        </w:rPr>
+        <w:t xml:space="preserve"> </w:t>
+      </w:r>
+      <w:r>
+        <w:rPr>
+          <w:sz w:val="19"/>
+          <w:szCs w:val="19"/>
+        </w:rPr>
+        <w:t xml:space="preserve">, plain errors, missing values and outliers, and each of those raises a judgement rather than a rule. </w:t>
       </w:r>
     </w:p>
     <w:tbl>
@@ -5385,563 +5362,7 @@
                 <w:sz w:val="16"/>
                 <w:szCs w:val="16"/>
               </w:rPr>
-              <w:t xml:space="preserve">Preprocessing   ·   analysis   ·   outliers</w:t>
-            </w:r>
-          </w:p>
-        </w:tc>
-      </w:tr>
-    </w:tbl>
-    <w:p/>
-    <w:tbl>
-      <w:tblPr>
-        <w:tblW w:type="pct" w:w="100%"/>
-        <w:tblLayout w:type="fixed"/>
-        <w:tblBorders>
-          <w:top w:val="single" w:color="353A7C" w:sz="6"/>
-          <w:left w:val="single" w:color="353A7C" w:sz="6"/>
-          <w:bottom w:val="single" w:color="353A7C" w:sz="6"/>
-          <w:right w:val="single" w:color="353A7C" w:sz="6"/>
-          <w:insideH w:val="single" w:color="353A7C" w:sz="6"/>
-          <w:insideV w:val="single" w:color="353A7C" w:sz="6"/>
-        </w:tblBorders>
-      </w:tblPr>
-      <w:tblGrid>
-        <w:gridCol w:w="1455"/>
-        <w:gridCol w:w="3921"/>
-        <w:gridCol w:w="4224"/>
-      </w:tblGrid>
-      <w:tr>
-        <w:tc>
-          <w:tcPr>
-            <w:tcW w:type="pct" w:w="5000"/>
-            <w:gridSpan w:val="3"/>
-            <w:shd w:fill="353A7C" w:val="clear"/>
-            <w:tcMar>
-              <w:top w:type="dxa" w:w="60"/>
-              <w:left w:type="dxa" w:w="120"/>
-              <w:bottom w:type="dxa" w:w="60"/>
-              <w:right w:type="dxa" w:w="120"/>
-            </w:tcMar>
-          </w:tcPr>
-          <w:p>
-            <w:pPr>
-              <w:spacing w:before="40" w:after="40"/>
-            </w:pPr>
-            <w:r>
-              <w:rPr>
-                <w:b/>
-                <w:bCs/>
-                <w:color w:val="FFFFFF"/>
-                <w:sz w:val="17"/>
-                <w:szCs w:val="17"/>
-              </w:rPr>
-              <w:t xml:space="preserve">The four steps of preprocessing</w:t>
-            </w:r>
-          </w:p>
-        </w:tc>
-      </w:tr>
-      <w:tr>
-        <w:tc>
-          <w:tcPr>
-            <w:tcW w:type="pct" w:w="758"/>
-            <w:shd w:fill="353A7C" w:val="clear"/>
-            <w:tcMar>
-              <w:top w:type="dxa" w:w="50"/>
-              <w:left w:type="dxa" w:w="110"/>
-              <w:bottom w:type="dxa" w:w="50"/>
-              <w:right w:type="dxa" w:w="110"/>
-            </w:tcMar>
-          </w:tcPr>
-          <w:p>
-            <w:pPr>
-              <w:spacing w:before="30" w:after="30"/>
-            </w:pPr>
-            <w:r>
-              <w:rPr>
-                <w:b/>
-                <w:bCs/>
-                <w:color w:val="FFFFFF"/>
-                <w:sz w:val="15"/>
-                <w:szCs w:val="15"/>
-              </w:rPr>
-              <w:t xml:space="preserve">Preprocessing step (F.2.d)</w:t>
-            </w:r>
-          </w:p>
-        </w:tc>
-        <w:tc>
-          <w:tcPr>
-            <w:tcW w:type="pct" w:w="2042"/>
-            <w:shd w:fill="353A7C" w:val="clear"/>
-            <w:tcMar>
-              <w:top w:type="dxa" w:w="50"/>
-              <w:left w:type="dxa" w:w="110"/>
-              <w:bottom w:type="dxa" w:w="50"/>
-              <w:right w:type="dxa" w:w="110"/>
-            </w:tcMar>
-          </w:tcPr>
-          <w:p>
-            <w:pPr>
-              <w:spacing w:before="30" w:after="30"/>
-            </w:pPr>
-            <w:r>
-              <w:rPr>
-                <w:b/>
-                <w:bCs/>
-                <w:color w:val="FFFFFF"/>
-                <w:sz w:val="15"/>
-                <w:szCs w:val="15"/>
-              </w:rPr>
-              <w:t xml:space="preserve">What it does</w:t>
-            </w:r>
-          </w:p>
-        </w:tc>
-        <w:tc>
-          <w:tcPr>
-            <w:tcW w:type="pct" w:w="2200"/>
-            <w:shd w:fill="353A7C" w:val="clear"/>
-            <w:tcMar>
-              <w:top w:type="dxa" w:w="50"/>
-              <w:left w:type="dxa" w:w="110"/>
-              <w:bottom w:type="dxa" w:w="50"/>
-              <w:right w:type="dxa" w:w="110"/>
-            </w:tcMar>
-          </w:tcPr>
-          <w:p>
-            <w:pPr>
-              <w:spacing w:before="30" w:after="30"/>
-            </w:pPr>
-            <w:r>
-              <w:rPr>
-                <w:b/>
-                <w:bCs/>
-                <w:color w:val="FFFFFF"/>
-                <w:sz w:val="15"/>
-                <w:szCs w:val="15"/>
-              </w:rPr>
-              <w:t xml:space="preserve">At Orontes</w:t>
-            </w:r>
-          </w:p>
-        </w:tc>
-      </w:tr>
-      <w:tr>
-        <w:tc>
-          <w:tcPr>
-            <w:tcW w:type="pct" w:w="758"/>
-            <w:tcMar>
-              <w:top w:type="dxa" w:w="50"/>
-              <w:left w:type="dxa" w:w="110"/>
-              <w:bottom w:type="dxa" w:w="50"/>
-              <w:right w:type="dxa" w:w="110"/>
-            </w:tcMar>
-          </w:tcPr>
-          <w:p>
-            <w:pPr>
-              <w:spacing w:before="28" w:after="28"/>
-            </w:pPr>
-            <w:r>
-              <w:rPr>
-                <w:sz w:val="15"/>
-                <w:szCs w:val="15"/>
-              </w:rPr>
-              <w:t xml:space="preserve">Consolidation</w:t>
-            </w:r>
-          </w:p>
-        </w:tc>
-        <w:tc>
-          <w:tcPr>
-            <w:tcW w:type="pct" w:w="2042"/>
-            <w:shd w:fill="FFFFFF" w:val="clear"/>
-            <w:tcMar>
-              <w:top w:type="dxa" w:w="50"/>
-              <w:left w:type="dxa" w:w="110"/>
-              <w:bottom w:type="dxa" w:w="50"/>
-              <w:right w:type="dxa" w:w="110"/>
-            </w:tcMar>
-          </w:tcPr>
-          <w:p>
-            <w:pPr>
-              <w:spacing w:before="46" w:after="46"/>
-            </w:pPr>
-            <w:r>
-              <w:rPr>
-                <w:b/>
-                <w:bCs/>
-                <w:color w:val="8186EF"/>
-                <w:sz w:val="14"/>
-                <w:szCs w:val="14"/>
-              </w:rPr>
-              <w:t xml:space="preserve">(3)</w:t>
-            </w:r>
-          </w:p>
-        </w:tc>
-        <w:tc>
-          <w:tcPr>
-            <w:tcW w:type="pct" w:w="2200"/>
-            <w:tcMar>
-              <w:top w:type="dxa" w:w="50"/>
-              <w:left w:type="dxa" w:w="110"/>
-              <w:bottom w:type="dxa" w:w="50"/>
-              <w:right w:type="dxa" w:w="110"/>
-            </w:tcMar>
-          </w:tcPr>
-          <w:p>
-            <w:pPr>
-              <w:spacing w:before="28" w:after="28"/>
-            </w:pPr>
-            <w:r>
-              <w:rPr>
-                <w:sz w:val="15"/>
-                <w:szCs w:val="15"/>
-              </w:rPr>
-              <w:t xml:space="preserve">Plant output, payroll hours and ledger cost in one table</w:t>
-            </w:r>
-          </w:p>
-        </w:tc>
-      </w:tr>
-      <w:tr>
-        <w:tc>
-          <w:tcPr>
-            <w:tcW w:type="pct" w:w="758"/>
-            <w:shd w:fill="FBFAF6" w:val="clear"/>
-            <w:tcMar>
-              <w:top w:type="dxa" w:w="50"/>
-              <w:left w:type="dxa" w:w="110"/>
-              <w:bottom w:type="dxa" w:w="50"/>
-              <w:right w:type="dxa" w:w="110"/>
-            </w:tcMar>
-          </w:tcPr>
-          <w:p>
-            <w:pPr>
-              <w:spacing w:before="28" w:after="28"/>
-            </w:pPr>
-            <w:r>
-              <w:rPr>
-                <w:sz w:val="15"/>
-                <w:szCs w:val="15"/>
-              </w:rPr>
-              <w:t xml:space="preserve">Cleaning (cleansing)</w:t>
-            </w:r>
-          </w:p>
-        </w:tc>
-        <w:tc>
-          <w:tcPr>
-            <w:tcW w:type="pct" w:w="2042"/>
-            <w:shd w:fill="FBFAF6" w:val="clear"/>
-            <w:tcMar>
-              <w:top w:type="dxa" w:w="50"/>
-              <w:left w:type="dxa" w:w="110"/>
-              <w:bottom w:type="dxa" w:w="50"/>
-              <w:right w:type="dxa" w:w="110"/>
-            </w:tcMar>
-          </w:tcPr>
-          <w:p>
-            <w:pPr>
-              <w:spacing w:before="28" w:after="28"/>
-            </w:pPr>
-            <w:r>
-              <w:rPr>
-                <w:sz w:val="15"/>
-                <w:szCs w:val="15"/>
-              </w:rPr>
-              <w:t xml:space="preserve">Remove duplicates, fix errors, handle missing values and outliers</w:t>
-            </w:r>
-          </w:p>
-        </w:tc>
-        <w:tc>
-          <w:tcPr>
-            <w:tcW w:type="pct" w:w="2200"/>
-            <w:shd w:fill="FBFAF6" w:val="clear"/>
-            <w:tcMar>
-              <w:top w:type="dxa" w:w="50"/>
-              <w:left w:type="dxa" w:w="110"/>
-              <w:bottom w:type="dxa" w:w="50"/>
-              <w:right w:type="dxa" w:w="110"/>
-            </w:tcMar>
-          </w:tcPr>
-          <w:p>
-            <w:pPr>
-              <w:spacing w:before="28" w:after="28"/>
-            </w:pPr>
-            <w:r>
-              <w:rPr>
-                <w:sz w:val="15"/>
-                <w:szCs w:val="15"/>
-              </w:rPr>
-              <w:t xml:space="preserve">Two </w:t>
-            </w:r>
-            <w:r>
-              <w:rPr>
-                <w:b/>
-                <w:bCs/>
-                <w:color w:val="8186EF"/>
-                <w:sz w:val="14"/>
-                <w:szCs w:val="14"/>
-              </w:rPr>
-              <w:t xml:space="preserve"> (4) </w:t>
-            </w:r>
-            <w:r>
-              <w:rPr>
-                <w:u w:val="single"/>
-                <w:sz w:val="15"/>
-                <w:szCs w:val="15"/>
-              </w:rPr>
-              <w:t xml:space="preserve">              </w:t>
-            </w:r>
-            <w:r>
-              <w:rPr>
-                <w:sz w:val="15"/>
-                <w:szCs w:val="15"/>
-              </w:rPr>
-              <w:t xml:space="preserve"> </w:t>
-            </w:r>
-            <w:r>
-              <w:rPr>
-                <w:sz w:val="15"/>
-                <w:szCs w:val="15"/>
-              </w:rPr>
-              <w:t xml:space="preserve"> of one supplier merged; a blank rate filled or flagged</w:t>
-            </w:r>
-          </w:p>
-        </w:tc>
-      </w:tr>
-      <w:tr>
-        <w:tc>
-          <w:tcPr>
-            <w:tcW w:type="pct" w:w="758"/>
-            <w:tcMar>
-              <w:top w:type="dxa" w:w="50"/>
-              <w:left w:type="dxa" w:w="110"/>
-              <w:bottom w:type="dxa" w:w="50"/>
-              <w:right w:type="dxa" w:w="110"/>
-            </w:tcMar>
-          </w:tcPr>
-          <w:p>
-            <w:pPr>
-              <w:spacing w:before="28" w:after="28"/>
-            </w:pPr>
-            <w:r>
-              <w:rPr>
-                <w:sz w:val="15"/>
-                <w:szCs w:val="15"/>
-              </w:rPr>
-              <w:t xml:space="preserve">Transformation</w:t>
-            </w:r>
-          </w:p>
-        </w:tc>
-        <w:tc>
-          <w:tcPr>
-            <w:tcW w:type="pct" w:w="2042"/>
-            <w:tcMar>
-              <w:top w:type="dxa" w:w="50"/>
-              <w:left w:type="dxa" w:w="110"/>
-              <w:bottom w:type="dxa" w:w="50"/>
-              <w:right w:type="dxa" w:w="110"/>
-            </w:tcMar>
-          </w:tcPr>
-          <w:p>
-            <w:pPr>
-              <w:spacing w:before="28" w:after="28"/>
-            </w:pPr>
-            <w:r>
-              <w:rPr>
-                <w:sz w:val="15"/>
-                <w:szCs w:val="15"/>
-              </w:rPr>
-              <w:t xml:space="preserve">Put the data into the form the analysis needs</w:t>
-            </w:r>
-          </w:p>
-        </w:tc>
-        <w:tc>
-          <w:tcPr>
-            <w:tcW w:type="pct" w:w="2200"/>
-            <w:tcMar>
-              <w:top w:type="dxa" w:w="50"/>
-              <w:left w:type="dxa" w:w="110"/>
-              <w:bottom w:type="dxa" w:w="50"/>
-              <w:right w:type="dxa" w:w="110"/>
-            </w:tcMar>
-          </w:tcPr>
-          <w:p>
-            <w:pPr>
-              <w:spacing w:before="28" w:after="28"/>
-            </w:pPr>
-            <w:r>
-              <w:rPr>
-                <w:sz w:val="15"/>
-                <w:szCs w:val="15"/>
-              </w:rPr>
-              <w:t xml:space="preserve">Dates to quarters, amounts to a single currency, </w:t>
-            </w:r>
-            <w:r>
-              <w:rPr>
-                <w:b/>
-                <w:bCs/>
-                <w:color w:val="8186EF"/>
-                <w:sz w:val="14"/>
-                <w:szCs w:val="14"/>
-              </w:rPr>
-              <w:t xml:space="preserve"> (5) </w:t>
-            </w:r>
-            <w:r>
-              <w:rPr>
-                <w:u w:val="single"/>
-                <w:sz w:val="15"/>
-                <w:szCs w:val="15"/>
-              </w:rPr>
-              <w:t xml:space="preserve">              </w:t>
-            </w:r>
-            <w:r>
-              <w:rPr>
-                <w:sz w:val="15"/>
-                <w:szCs w:val="15"/>
-              </w:rPr>
-              <w:t xml:space="preserve"> </w:t>
-            </w:r>
-            <w:r>
-              <w:rPr>
-                <w:sz w:val="15"/>
-                <w:szCs w:val="15"/>
-              </w:rPr>
-              <w:t xml:space="preserve"> coded</w:t>
-            </w:r>
-          </w:p>
-        </w:tc>
-      </w:tr>
-      <w:tr>
-        <w:tc>
-          <w:tcPr>
-            <w:tcW w:type="pct" w:w="758"/>
-            <w:shd w:fill="FBFAF6" w:val="clear"/>
-            <w:tcMar>
-              <w:top w:type="dxa" w:w="50"/>
-              <w:left w:type="dxa" w:w="110"/>
-              <w:bottom w:type="dxa" w:w="50"/>
-              <w:right w:type="dxa" w:w="110"/>
-            </w:tcMar>
-          </w:tcPr>
-          <w:p>
-            <w:pPr>
-              <w:spacing w:before="28" w:after="28"/>
-            </w:pPr>
-            <w:r>
-              <w:rPr>
-                <w:sz w:val="15"/>
-                <w:szCs w:val="15"/>
-              </w:rPr>
-              <w:t xml:space="preserve">Reduction</w:t>
-            </w:r>
-          </w:p>
-        </w:tc>
-        <w:tc>
-          <w:tcPr>
-            <w:tcW w:type="pct" w:w="2042"/>
-            <w:shd w:fill="FFFFFF" w:val="clear"/>
-            <w:tcMar>
-              <w:top w:type="dxa" w:w="50"/>
-              <w:left w:type="dxa" w:w="110"/>
-              <w:bottom w:type="dxa" w:w="50"/>
-              <w:right w:type="dxa" w:w="110"/>
-            </w:tcMar>
-          </w:tcPr>
-          <w:p>
-            <w:pPr>
-              <w:spacing w:before="46" w:after="46"/>
-            </w:pPr>
-            <w:r>
-              <w:rPr>
-                <w:b/>
-                <w:bCs/>
-                <w:color w:val="8186EF"/>
-                <w:sz w:val="14"/>
-                <w:szCs w:val="14"/>
-              </w:rPr>
-              <w:t xml:space="preserve">(6)</w:t>
-            </w:r>
-          </w:p>
-        </w:tc>
-        <w:tc>
-          <w:tcPr>
-            <w:tcW w:type="pct" w:w="2200"/>
-            <w:shd w:fill="FBFAF6" w:val="clear"/>
-            <w:tcMar>
-              <w:top w:type="dxa" w:w="50"/>
-              <w:left w:type="dxa" w:w="110"/>
-              <w:bottom w:type="dxa" w:w="50"/>
-              <w:right w:type="dxa" w:w="110"/>
-            </w:tcMar>
-          </w:tcPr>
-          <w:p>
-            <w:pPr>
-              <w:spacing w:before="28" w:after="28"/>
-            </w:pPr>
-            <w:r>
-              <w:rPr>
-                <w:sz w:val="15"/>
-                <w:szCs w:val="15"/>
-              </w:rPr>
-              <w:t xml:space="preserve">Twelve monthly columns replaced by four quarterly ones</w:t>
-            </w:r>
-          </w:p>
-        </w:tc>
-      </w:tr>
-    </w:tbl>
-    <w:p/>
-    <w:tbl>
-      <w:tblPr>
-        <w:tblW w:type="pct" w:w="100%"/>
-        <w:tblLayout w:type="fixed"/>
-        <w:tblBorders>
-          <w:top w:val="single" w:color="FBFAF6" w:sz="4"/>
-          <w:left w:val="single" w:color="FBFAF6" w:sz="4"/>
-          <w:bottom w:val="single" w:color="FBFAF6" w:sz="4"/>
-          <w:right w:val="single" w:color="FBFAF6" w:sz="4"/>
-          <w:insideH w:val="single" w:color="FBFAF6" w:sz="4"/>
-          <w:insideV w:val="single" w:color="FBFAF6" w:sz="4"/>
-        </w:tblBorders>
-      </w:tblPr>
-      <w:tblGrid>
-        <w:gridCol w:w="9600"/>
-      </w:tblGrid>
-      <w:tr>
-        <w:tc>
-          <w:tcPr>
-            <w:tcW w:type="pct" w:w="5000"/>
-            <w:shd w:fill="FBFAF6" w:val="clear"/>
-            <w:tcMar>
-              <w:top w:type="dxa" w:w="40"/>
-              <w:left w:type="dxa" w:w="100"/>
-              <w:bottom w:type="dxa" w:w="40"/>
-              <w:right w:type="dxa" w:w="100"/>
-            </w:tcMar>
-          </w:tcPr>
-          <w:p>
-            <w:pPr>
-              <w:spacing w:before="18" w:after="6"/>
-            </w:pPr>
-            <w:r>
-              <w:rPr>
-                <w:b/>
-                <w:bCs/>
-                <w:color w:val="6B7280"/>
-                <w:sz w:val="14"/>
-                <w:szCs w:val="14"/>
-              </w:rPr>
-              <w:t xml:space="preserve">word list</w:t>
-            </w:r>
-          </w:p>
-          <w:p>
-            <w:pPr>
-              <w:spacing w:before="0" w:after="18"/>
-            </w:pPr>
-            <w:r>
-              <w:rPr>
-                <w:b/>
-                <w:bCs/>
-                <w:color w:val="353A7C"/>
-                <w:sz w:val="16"/>
-                <w:szCs w:val="16"/>
-              </w:rPr>
-              <w:t xml:space="preserve">spellings   ·   Remove duplicates, fix errors, handle missing values and outliers   ·   Cut the data to what the analysis actually needs   ·   categories   ·   Bring the sources together into one set</w:t>
+              <w:t xml:space="preserve">deleted   ·   rarely   ·   making   ·   duplicates</w:t>
             </w:r>
           </w:p>
         </w:tc>
@@ -5968,7 +5389,7 @@
           <w:sz w:val="16"/>
           <w:szCs w:val="16"/>
         </w:rPr>
-        <w:t xml:space="preserve">      gaps 7–13</w:t>
+        <w:t xml:space="preserve">      gaps 4–8</w:t>
       </w:r>
     </w:p>
     <w:p>
@@ -5981,7 +5402,7 @@
           <w:sz w:val="19"/>
           <w:szCs w:val="19"/>
         </w:rPr>
-        <w:t xml:space="preserve">It covers </w:t>
+        <w:t xml:space="preserve">A missing rate can be deleted, </w:t>
       </w:r>
       <w:r>
         <w:rPr>
@@ -5991,7 +5412,7 @@
           <w:sz w:val="15"/>
           <w:szCs w:val="15"/>
         </w:rPr>
-        <w:t xml:space="preserve"> (7) </w:t>
+        <w:t xml:space="preserve"> (4) </w:t>
       </w:r>
       <w:r>
         <w:rPr>
@@ -5999,7 +5420,7 @@
           <w:sz w:val="19"/>
           <w:szCs w:val="19"/>
         </w:rPr>
-        <w:t xml:space="preserve">            </w:t>
+        <w:t xml:space="preserve">           </w:t>
       </w:r>
       <w:r>
         <w:rPr>
@@ -6013,7 +5434,7 @@
           <w:sz w:val="19"/>
           <w:szCs w:val="19"/>
         </w:rPr>
-        <w:t xml:space="preserve">, plain errors, missing values and outliers, and each of those raises a </w:t>
+        <w:t xml:space="preserve"> or flagged, and the three choices give three different answers </w:t>
       </w:r>
       <w:r>
         <w:rPr>
@@ -6023,7 +5444,7 @@
           <w:sz w:val="15"/>
           <w:szCs w:val="15"/>
         </w:rPr>
-        <w:t xml:space="preserve"> (8) </w:t>
+        <w:t xml:space="preserve"> (5) </w:t>
       </w:r>
       <w:r>
         <w:rPr>
@@ -6031,7 +5452,7 @@
           <w:sz w:val="19"/>
           <w:szCs w:val="19"/>
         </w:rPr>
-        <w:t xml:space="preserve">           </w:t>
+        <w:t xml:space="preserve">            </w:t>
       </w:r>
       <w:r>
         <w:rPr>
@@ -6045,14 +5466,14 @@
           <w:sz w:val="19"/>
           <w:szCs w:val="19"/>
         </w:rPr>
-        <w:t xml:space="preserve"> rather than a rule. </w:t>
-      </w:r>
-      <w:r>
-        <w:rPr>
-          <w:sz w:val="19"/>
-          <w:szCs w:val="19"/>
-        </w:rPr>
-        <w:t xml:space="preserve">A missing rate can be deleted, </w:t>
+        <w:t xml:space="preserve">. </w:t>
+      </w:r>
+      <w:r>
+        <w:rPr>
+          <w:sz w:val="19"/>
+          <w:szCs w:val="19"/>
+        </w:rPr>
+        <w:t xml:space="preserve">It does not mean throwing data away </w:t>
       </w:r>
       <w:r>
         <w:rPr>
@@ -6062,7 +5483,7 @@
           <w:sz w:val="15"/>
           <w:szCs w:val="15"/>
         </w:rPr>
-        <w:t xml:space="preserve"> (9) </w:t>
+        <w:t xml:space="preserve"> (6) </w:t>
       </w:r>
       <w:r>
         <w:rPr>
@@ -6070,7 +5491,7 @@
           <w:sz w:val="19"/>
           <w:szCs w:val="19"/>
         </w:rPr>
-        <w:t xml:space="preserve">           </w:t>
+        <w:t xml:space="preserve">            </w:t>
       </w:r>
       <w:r>
         <w:rPr>
@@ -6084,7 +5505,7 @@
           <w:sz w:val="19"/>
           <w:szCs w:val="19"/>
         </w:rPr>
-        <w:t xml:space="preserve"> or flagged, and the three choices give three different answers </w:t>
+        <w:t xml:space="preserve">; it means cutting the data to what the analysis needs, so that the result is readable and the </w:t>
       </w:r>
       <w:r>
         <w:rPr>
@@ -6094,7 +5515,7 @@
           <w:sz w:val="15"/>
           <w:szCs w:val="15"/>
         </w:rPr>
-        <w:t xml:space="preserve"> (10) </w:t>
+        <w:t xml:space="preserve"> (7) </w:t>
       </w:r>
       <w:r>
         <w:rPr>
@@ -6102,7 +5523,7 @@
           <w:sz w:val="19"/>
           <w:szCs w:val="19"/>
         </w:rPr>
-        <w:t xml:space="preserve">            </w:t>
+        <w:t xml:space="preserve">             </w:t>
       </w:r>
       <w:r>
         <w:rPr>
@@ -6116,14 +5537,14 @@
           <w:sz w:val="19"/>
           <w:szCs w:val="19"/>
         </w:rPr>
-        <w:t xml:space="preserve">. </w:t>
-      </w:r>
-      <w:r>
-        <w:rPr>
-          <w:sz w:val="19"/>
-          <w:szCs w:val="19"/>
-        </w:rPr>
-        <w:t xml:space="preserve">It does not mean throwing data away </w:t>
+        <w:t xml:space="preserve"> is manageable. </w:t>
+      </w:r>
+      <w:r>
+        <w:rPr>
+          <w:sz w:val="19"/>
+          <w:szCs w:val="19"/>
+        </w:rPr>
+        <w:t xml:space="preserve">Twelve monthly columns become four </w:t>
       </w:r>
       <w:r>
         <w:rPr>
@@ -6133,78 +5554,7 @@
           <w:sz w:val="15"/>
           <w:szCs w:val="15"/>
         </w:rPr>
-        <w:t xml:space="preserve"> (11) </w:t>
-      </w:r>
-      <w:r>
-        <w:rPr>
-          <w:u w:val="single"/>
-          <w:sz w:val="19"/>
-          <w:szCs w:val="19"/>
-        </w:rPr>
-        <w:t xml:space="preserve">            </w:t>
-      </w:r>
-      <w:r>
-        <w:rPr>
-          <w:sz w:val="19"/>
-          <w:szCs w:val="19"/>
-        </w:rPr>
-        <w:t xml:space="preserve"> </w:t>
-      </w:r>
-      <w:r>
-        <w:rPr>
-          <w:sz w:val="19"/>
-          <w:szCs w:val="19"/>
-        </w:rPr>
-        <w:t xml:space="preserve">; it means cutting the data to what the analysis needs, so that the result is readable and the </w:t>
-      </w:r>
-      <w:r>
-        <w:rPr>
-          <w:b/>
-          <w:bCs/>
-          <w:color w:val="8186EF"/>
-          <w:sz w:val="15"/>
-          <w:szCs w:val="15"/>
-        </w:rPr>
-        <w:t xml:space="preserve"> (12) </w:t>
-      </w:r>
-      <w:r>
-        <w:rPr>
-          <w:u w:val="single"/>
-          <w:sz w:val="19"/>
-          <w:szCs w:val="19"/>
-        </w:rPr>
-        <w:t xml:space="preserve">             </w:t>
-      </w:r>
-      <w:r>
-        <w:rPr>
-          <w:sz w:val="19"/>
-          <w:szCs w:val="19"/>
-        </w:rPr>
-        <w:t xml:space="preserve"> </w:t>
-      </w:r>
-      <w:r>
-        <w:rPr>
-          <w:sz w:val="19"/>
-          <w:szCs w:val="19"/>
-        </w:rPr>
-        <w:t xml:space="preserve"> is manageable. </w:t>
-      </w:r>
-      <w:r>
-        <w:rPr>
-          <w:sz w:val="19"/>
-          <w:szCs w:val="19"/>
-        </w:rPr>
-        <w:t xml:space="preserve">Twelve monthly columns become four </w:t>
-      </w:r>
-      <w:r>
-        <w:rPr>
-          <w:b/>
-          <w:bCs/>
-          <w:color w:val="8186EF"/>
-          <w:sz w:val="15"/>
-          <w:szCs w:val="15"/>
-        </w:rPr>
-        <w:t xml:space="preserve"> (13) </w:t>
+        <w:t xml:space="preserve"> (8) </w:t>
       </w:r>
       <w:r>
         <w:rPr>
@@ -6284,7 +5634,7 @@
                 <w:sz w:val="16"/>
                 <w:szCs w:val="16"/>
               </w:rPr>
-              <w:t xml:space="preserve">carelessly   ·   estimated   ·   downstream   ·   judgement   ·   flagged   ·   duplicates   ·   computation   ·   quarterly</w:t>
+              <w:t xml:space="preserve">computation   ·   analysis   ·   estimated   ·   downstream   ·   quarterly   ·   carelessly</w:t>
             </w:r>
           </w:p>
         </w:tc>
@@ -6358,7 +5708,7 @@
           <w:sz w:val="16"/>
           <w:szCs w:val="16"/>
         </w:rPr>
-        <w:t xml:space="preserve">      gaps 14–16</w:t>
+        <w:t xml:space="preserve">      gaps 9–11</w:t>
       </w:r>
     </w:p>
     <w:p>
@@ -6371,7 +5721,7 @@
           <w:sz w:val="19"/>
           <w:szCs w:val="19"/>
         </w:rPr>
-        <w:t xml:space="preserve">Every one of these four steps happens before the </w:t>
+        <w:t xml:space="preserve">Every one of these four steps </w:t>
       </w:r>
       <w:r>
         <w:rPr>
@@ -6381,7 +5731,7 @@
           <w:sz w:val="15"/>
           <w:szCs w:val="15"/>
         </w:rPr>
-        <w:t xml:space="preserve"> (14) </w:t>
+        <w:t xml:space="preserve"> (9) </w:t>
       </w:r>
       <w:r>
         <w:rPr>
@@ -6403,14 +5753,14 @@
           <w:sz w:val="19"/>
           <w:szCs w:val="19"/>
         </w:rPr>
-        <w:t xml:space="preserve"> begins. </w:t>
-      </w:r>
-      <w:r>
-        <w:rPr>
-          <w:sz w:val="19"/>
-          <w:szCs w:val="19"/>
-        </w:rPr>
-        <w:t xml:space="preserve">A question describing the fitting of a model or the search for a pattern has left </w:t>
+        <w:t xml:space="preserve"> before the analysis begins. </w:t>
+      </w:r>
+      <w:r>
+        <w:rPr>
+          <w:sz w:val="19"/>
+          <w:szCs w:val="19"/>
+        </w:rPr>
+        <w:t xml:space="preserve">A question </w:t>
       </w:r>
       <w:r>
         <w:rPr>
@@ -6420,7 +5770,7 @@
           <w:sz w:val="15"/>
           <w:szCs w:val="15"/>
         </w:rPr>
-        <w:t xml:space="preserve"> (15) </w:t>
+        <w:t xml:space="preserve"> (10) </w:t>
       </w:r>
       <w:r>
         <w:rPr>
@@ -6428,7 +5778,7 @@
           <w:sz w:val="19"/>
           <w:szCs w:val="19"/>
         </w:rPr>
-        <w:t xml:space="preserve">               </w:t>
+        <w:t xml:space="preserve">            </w:t>
       </w:r>
       <w:r>
         <w:rPr>
@@ -6442,7 +5792,7 @@
           <w:sz w:val="19"/>
           <w:szCs w:val="19"/>
         </w:rPr>
-        <w:t xml:space="preserve"> behind. </w:t>
+        <w:t xml:space="preserve"> the fitting of a model or the search for a pattern has left preprocessing behind. </w:t>
       </w:r>
       <w:r>
         <w:rPr>
@@ -6459,7 +5809,7 @@
           <w:sz w:val="15"/>
           <w:szCs w:val="15"/>
         </w:rPr>
-        <w:t xml:space="preserve"> (16) </w:t>
+        <w:t xml:space="preserve"> (11) </w:t>
       </w:r>
       <w:r>
         <w:rPr>
@@ -6539,7 +5889,7 @@
                 <w:sz w:val="16"/>
                 <w:szCs w:val="16"/>
               </w:rPr>
-              <w:t xml:space="preserve">interrogated   ·   analysis   ·   readable   ·   preprocessing</w:t>
+              <w:t xml:space="preserve">describing   ·   happens   ·   interrogated   ·   judgement</w:t>
             </w:r>
           </w:p>
         </w:tc>
@@ -6583,7 +5933,7 @@
           <w:sz w:val="15"/>
           <w:szCs w:val="15"/>
         </w:rPr>
-        <w:t xml:space="preserve">Each term sits against what it means.</w:t>
+        <w:t xml:space="preserve">Each term sits against what it means, and an instance of it.</w:t>
       </w:r>
     </w:p>
     <w:p>
@@ -6594,7 +5944,7 @@
       <w:r>
         <w:drawing>
           <wp:inline distT="0" distB="0" distL="0" distR="0">
-            <wp:extent cx="5734050" cy="3100925"/>
+            <wp:extent cx="5734050" cy="3327250"/>
             <wp:effectExtent t="0" r="0" b="0" l="0"/>
             <wp:docPr id="1" name="" descr="" title=""/>
             <wp:cNvGraphicFramePr>
@@ -6619,7 +5969,7 @@
                   <pic:spPr bwMode="auto">
                     <a:xfrm>
                       <a:off x="0" y="0"/>
-                      <a:ext cx="5734050" cy="3100925"/>
+                      <a:ext cx="5734050" cy="3327250"/>
                     </a:xfrm>
                     <a:prstGeom prst="rect">
                       <a:avLst/>
@@ -6687,7 +6037,7 @@
                 <w:sz w:val="16"/>
                 <w:szCs w:val="16"/>
               </w:rPr>
-              <w:t xml:space="preserve">preprocessing   ·   purging   ·   Reduction   ·   Transformation</w:t>
+              <w:t xml:space="preserve">purging   ·   Reduction   ·   Consolidation</w:t>
             </w:r>
           </w:p>
         </w:tc>
@@ -7046,7 +6396,7 @@
                 <w:sz w:val="16"/>
                 <w:szCs w:val="16"/>
               </w:rPr>
-              <w:t xml:space="preserve">analysis</w:t>
+              <w:t xml:space="preserve">rarely</w:t>
             </w:r>
           </w:p>
         </w:tc>
@@ -7072,14 +6422,14 @@
                 <w:sz w:val="16"/>
                 <w:szCs w:val="16"/>
               </w:rPr>
-              <w:t xml:space="preserve">11  </w:t>
-            </w:r>
-            <w:r>
-              <w:rPr>
-                <w:sz w:val="16"/>
-                <w:szCs w:val="16"/>
-              </w:rPr>
-              <w:t xml:space="preserve">carelessly</w:t>
+              <w:t xml:space="preserve">8  </w:t>
+            </w:r>
+            <w:r>
+              <w:rPr>
+                <w:sz w:val="16"/>
+                <w:szCs w:val="16"/>
+              </w:rPr>
+              <w:t xml:space="preserve">quarterly</w:t>
             </w:r>
           </w:p>
         </w:tc>
@@ -7114,7 +6464,7 @@
                 <w:sz w:val="16"/>
                 <w:szCs w:val="16"/>
               </w:rPr>
-              <w:t xml:space="preserve">Preprocessing</w:t>
+              <w:t xml:space="preserve">making</w:t>
             </w:r>
           </w:p>
         </w:tc>
@@ -7140,14 +6490,14 @@
                 <w:sz w:val="16"/>
                 <w:szCs w:val="16"/>
               </w:rPr>
-              <w:t xml:space="preserve">12  </w:t>
-            </w:r>
-            <w:r>
-              <w:rPr>
-                <w:sz w:val="16"/>
-                <w:szCs w:val="16"/>
-              </w:rPr>
-              <w:t xml:space="preserve">computation</w:t>
+              <w:t xml:space="preserve">9  </w:t>
+            </w:r>
+            <w:r>
+              <w:rPr>
+                <w:sz w:val="16"/>
+                <w:szCs w:val="16"/>
+              </w:rPr>
+              <w:t xml:space="preserve">happens</w:t>
             </w:r>
           </w:p>
         </w:tc>
@@ -7182,7 +6532,7 @@
                 <w:sz w:val="16"/>
                 <w:szCs w:val="16"/>
               </w:rPr>
-              <w:t xml:space="preserve">Bring the sources together into one set</w:t>
+              <w:t xml:space="preserve">duplicates</w:t>
             </w:r>
           </w:p>
         </w:tc>
@@ -7208,14 +6558,14 @@
                 <w:sz w:val="16"/>
                 <w:szCs w:val="16"/>
               </w:rPr>
-              <w:t xml:space="preserve">13  </w:t>
-            </w:r>
-            <w:r>
-              <w:rPr>
-                <w:sz w:val="16"/>
-                <w:szCs w:val="16"/>
-              </w:rPr>
-              <w:t xml:space="preserve">quarterly</w:t>
+              <w:t xml:space="preserve">10  </w:t>
+            </w:r>
+            <w:r>
+              <w:rPr>
+                <w:sz w:val="16"/>
+                <w:szCs w:val="16"/>
+              </w:rPr>
+              <w:t xml:space="preserve">describing</w:t>
             </w:r>
           </w:p>
         </w:tc>
@@ -7250,7 +6600,7 @@
                 <w:sz w:val="16"/>
                 <w:szCs w:val="16"/>
               </w:rPr>
-              <w:t xml:space="preserve">spellings</w:t>
+              <w:t xml:space="preserve">estimated</w:t>
             </w:r>
           </w:p>
         </w:tc>
@@ -7276,14 +6626,14 @@
                 <w:sz w:val="16"/>
                 <w:szCs w:val="16"/>
               </w:rPr>
-              <w:t xml:space="preserve">14  </w:t>
-            </w:r>
-            <w:r>
-              <w:rPr>
-                <w:sz w:val="16"/>
-                <w:szCs w:val="16"/>
-              </w:rPr>
-              <w:t xml:space="preserve">analysis</w:t>
+              <w:t xml:space="preserve">11  </w:t>
+            </w:r>
+            <w:r>
+              <w:rPr>
+                <w:sz w:val="16"/>
+                <w:szCs w:val="16"/>
+              </w:rPr>
+              <w:t xml:space="preserve">interrogated</w:t>
             </w:r>
           </w:p>
         </w:tc>
@@ -7318,7 +6668,7 @@
                 <w:sz w:val="16"/>
                 <w:szCs w:val="16"/>
               </w:rPr>
-              <w:t xml:space="preserve">categories</w:t>
+              <w:t xml:space="preserve">downstream</w:t>
             </w:r>
           </w:p>
         </w:tc>
@@ -7344,14 +6694,14 @@
                 <w:sz w:val="16"/>
                 <w:szCs w:val="16"/>
               </w:rPr>
-              <w:t xml:space="preserve">15  </w:t>
-            </w:r>
-            <w:r>
-              <w:rPr>
-                <w:sz w:val="16"/>
-                <w:szCs w:val="16"/>
-              </w:rPr>
-              <w:t xml:space="preserve">preprocessing</w:t>
+              <w:t xml:space="preserve">12  </w:t>
+            </w:r>
+            <w:r>
+              <w:rPr>
+                <w:sz w:val="16"/>
+                <w:szCs w:val="16"/>
+              </w:rPr>
+              <w:t xml:space="preserve">Consolidation</w:t>
             </w:r>
           </w:p>
         </w:tc>
@@ -7386,7 +6736,7 @@
                 <w:sz w:val="16"/>
                 <w:szCs w:val="16"/>
               </w:rPr>
-              <w:t xml:space="preserve">Cut the data to what the analysis actually needs</w:t>
+              <w:t xml:space="preserve">carelessly</w:t>
             </w:r>
           </w:p>
         </w:tc>
@@ -7412,14 +6762,14 @@
                 <w:sz w:val="16"/>
                 <w:szCs w:val="16"/>
               </w:rPr>
-              <w:t xml:space="preserve">16  </w:t>
-            </w:r>
-            <w:r>
-              <w:rPr>
-                <w:sz w:val="16"/>
-                <w:szCs w:val="16"/>
-              </w:rPr>
-              <w:t xml:space="preserve">interrogated</w:t>
+              <w:t xml:space="preserve">13  </w:t>
+            </w:r>
+            <w:r>
+              <w:rPr>
+                <w:sz w:val="16"/>
+                <w:szCs w:val="16"/>
+              </w:rPr>
+              <w:t xml:space="preserve">Reduction</w:t>
             </w:r>
           </w:p>
         </w:tc>
@@ -7454,211 +6804,7 @@
                 <w:sz w:val="16"/>
                 <w:szCs w:val="16"/>
               </w:rPr>
-              <w:t xml:space="preserve">duplicates</w:t>
-            </w:r>
-          </w:p>
-        </w:tc>
-        <w:tc>
-          <w:tcPr>
-            <w:tcW w:type="pct" w:w="2500"/>
-            <w:tcMar>
-              <w:top w:type="dxa" w:w="20"/>
-              <w:left w:type="dxa" w:w="80"/>
-              <w:bottom w:type="dxa" w:w="20"/>
-              <w:right w:type="dxa" w:w="80"/>
-            </w:tcMar>
-          </w:tcPr>
-          <w:p>
-            <w:pPr>
-              <w:spacing w:before="12" w:after="12"/>
-            </w:pPr>
-            <w:r>
-              <w:rPr>
-                <w:b/>
-                <w:bCs/>
-                <w:color w:val="8186EF"/>
-                <w:sz w:val="16"/>
-                <w:szCs w:val="16"/>
-              </w:rPr>
-              <w:t xml:space="preserve">17  </w:t>
-            </w:r>
-            <w:r>
-              <w:rPr>
-                <w:sz w:val="16"/>
-                <w:szCs w:val="16"/>
-              </w:rPr>
-              <w:t xml:space="preserve">preprocessing</w:t>
-            </w:r>
-          </w:p>
-        </w:tc>
-      </w:tr>
-      <w:tr>
-        <w:tc>
-          <w:tcPr>
-            <w:tcW w:type="pct" w:w="2500"/>
-            <w:tcMar>
-              <w:top w:type="dxa" w:w="20"/>
-              <w:left w:type="dxa" w:w="80"/>
-              <w:bottom w:type="dxa" w:w="20"/>
-              <w:right w:type="dxa" w:w="80"/>
-            </w:tcMar>
-          </w:tcPr>
-          <w:p>
-            <w:pPr>
-              <w:spacing w:before="12" w:after="12"/>
-            </w:pPr>
-            <w:r>
-              <w:rPr>
-                <w:b/>
-                <w:bCs/>
-                <w:color w:val="8186EF"/>
-                <w:sz w:val="16"/>
-                <w:szCs w:val="16"/>
-              </w:rPr>
-              <w:t xml:space="preserve">8  </w:t>
-            </w:r>
-            <w:r>
-              <w:rPr>
-                <w:sz w:val="16"/>
-                <w:szCs w:val="16"/>
-              </w:rPr>
-              <w:t xml:space="preserve">judgement</w:t>
-            </w:r>
-          </w:p>
-        </w:tc>
-        <w:tc>
-          <w:tcPr>
-            <w:tcW w:type="pct" w:w="2500"/>
-            <w:tcMar>
-              <w:top w:type="dxa" w:w="20"/>
-              <w:left w:type="dxa" w:w="80"/>
-              <w:bottom w:type="dxa" w:w="20"/>
-              <w:right w:type="dxa" w:w="80"/>
-            </w:tcMar>
-          </w:tcPr>
-          <w:p>
-            <w:pPr>
-              <w:spacing w:before="12" w:after="12"/>
-            </w:pPr>
-            <w:r>
-              <w:rPr>
-                <w:b/>
-                <w:bCs/>
-                <w:color w:val="8186EF"/>
-                <w:sz w:val="16"/>
-                <w:szCs w:val="16"/>
-              </w:rPr>
-              <w:t xml:space="preserve">18  </w:t>
-            </w:r>
-            <w:r>
-              <w:rPr>
-                <w:sz w:val="16"/>
-                <w:szCs w:val="16"/>
-              </w:rPr>
-              <w:t xml:space="preserve">Transformation</w:t>
-            </w:r>
-          </w:p>
-        </w:tc>
-      </w:tr>
-      <w:tr>
-        <w:tc>
-          <w:tcPr>
-            <w:tcW w:type="pct" w:w="2500"/>
-            <w:tcMar>
-              <w:top w:type="dxa" w:w="20"/>
-              <w:left w:type="dxa" w:w="80"/>
-              <w:bottom w:type="dxa" w:w="20"/>
-              <w:right w:type="dxa" w:w="80"/>
-            </w:tcMar>
-          </w:tcPr>
-          <w:p>
-            <w:pPr>
-              <w:spacing w:before="12" w:after="12"/>
-            </w:pPr>
-            <w:r>
-              <w:rPr>
-                <w:b/>
-                <w:bCs/>
-                <w:color w:val="8186EF"/>
-                <w:sz w:val="16"/>
-                <w:szCs w:val="16"/>
-              </w:rPr>
-              <w:t xml:space="preserve">9  </w:t>
-            </w:r>
-            <w:r>
-              <w:rPr>
-                <w:sz w:val="16"/>
-                <w:szCs w:val="16"/>
-              </w:rPr>
-              <w:t xml:space="preserve">estimated</w:t>
-            </w:r>
-          </w:p>
-        </w:tc>
-        <w:tc>
-          <w:tcPr>
-            <w:tcW w:type="pct" w:w="2500"/>
-            <w:tcMar>
-              <w:top w:type="dxa" w:w="20"/>
-              <w:left w:type="dxa" w:w="80"/>
-              <w:bottom w:type="dxa" w:w="20"/>
-              <w:right w:type="dxa" w:w="80"/>
-            </w:tcMar>
-          </w:tcPr>
-          <w:p>
-            <w:pPr>
-              <w:spacing w:before="12" w:after="12"/>
-            </w:pPr>
-            <w:r>
-              <w:rPr>
-                <w:b/>
-                <w:bCs/>
-                <w:color w:val="8186EF"/>
-                <w:sz w:val="16"/>
-                <w:szCs w:val="16"/>
-              </w:rPr>
-              <w:t xml:space="preserve">19  </w:t>
-            </w:r>
-            <w:r>
-              <w:rPr>
-                <w:sz w:val="16"/>
-                <w:szCs w:val="16"/>
-              </w:rPr>
-              <w:t xml:space="preserve">Reduction</w:t>
-            </w:r>
-          </w:p>
-        </w:tc>
-      </w:tr>
-      <w:tr>
-        <w:tc>
-          <w:tcPr>
-            <w:tcW w:type="pct" w:w="2500"/>
-            <w:tcMar>
-              <w:top w:type="dxa" w:w="20"/>
-              <w:left w:type="dxa" w:w="80"/>
-              <w:bottom w:type="dxa" w:w="20"/>
-              <w:right w:type="dxa" w:w="80"/>
-            </w:tcMar>
-          </w:tcPr>
-          <w:p>
-            <w:pPr>
-              <w:spacing w:before="12" w:after="12"/>
-            </w:pPr>
-            <w:r>
-              <w:rPr>
-                <w:b/>
-                <w:bCs/>
-                <w:color w:val="8186EF"/>
-                <w:sz w:val="16"/>
-                <w:szCs w:val="16"/>
-              </w:rPr>
-              <w:t xml:space="preserve">10  </w:t>
-            </w:r>
-            <w:r>
-              <w:rPr>
-                <w:sz w:val="16"/>
-                <w:szCs w:val="16"/>
-              </w:rPr>
-              <w:t xml:space="preserve">downstream</w:t>
+              <w:t xml:space="preserve">computation</w:t>
             </w:r>
           </w:p>
         </w:tc>
@@ -7724,7 +6870,7 @@
           <w:sz w:val="15"/>
           <w:szCs w:val="15"/>
         </w:rPr>
-        <w:t xml:space="preserve">Raw data is rarely fit for analysis. Preprocessing is the work of making it so, and the exam names four steps.</w:t>
+        <w:t xml:space="preserve">Raw data is rarely fit for analysis. Preprocessing is the work of making it so, and the exam names four steps. It covers duplicates, plain errors, missing values and outliers, and each of those raises a judgement rather than a rule.</w:t>
       </w:r>
     </w:p>
     <w:p>
@@ -7748,7 +6894,7 @@
           <w:sz w:val="15"/>
           <w:szCs w:val="15"/>
         </w:rPr>
-        <w:t xml:space="preserve">It covers duplicates, plain errors, missing values and outliers, and each of those raises a judgement rather than a rule. A missing rate can be deleted, estimated or flagged, and the three choices give three different answers downstream. It does not mean throwing data away carelessly; it means cutting the data to what the analysis needs, so that the result is readable and the computation is manageable. Twelve monthly columns become four quarterly ones because the question is about seasons, not months.</w:t>
+        <w:t xml:space="preserve">A missing rate can be deleted, estimated or flagged, and the three choices give three different answers downstream. It does not mean throwing data away carelessly; it means cutting the data to what the analysis needs, so that the result is readable and the computation is manageable. Twelve monthly columns become four quarterly ones because the question is about seasons, not months.</w:t>
       </w:r>
     </w:p>
     <w:p>
@@ -8035,9 +7181,9 @@
         </w:tblBorders>
       </w:tblPr>
       <w:tblGrid>
-        <w:gridCol w:w="1847"/>
-        <w:gridCol w:w="4196"/>
-        <w:gridCol w:w="3557"/>
+        <w:gridCol w:w="1937"/>
+        <w:gridCol w:w="4224"/>
+        <w:gridCol w:w="3439"/>
       </w:tblGrid>
       <w:tr>
         <w:tc>
@@ -8072,7 +7218,7 @@
       <w:tr>
         <w:tc>
           <w:tcPr>
-            <w:tcW w:type="pct" w:w="962"/>
+            <w:tcW w:type="pct" w:w="1009"/>
             <w:shd w:fill="353A7C" w:val="clear"/>
             <w:tcMar>
               <w:top w:type="dxa" w:w="50"/>
@@ -8099,7 +7245,7 @@
         </w:tc>
         <w:tc>
           <w:tcPr>
-            <w:tcW w:type="pct" w:w="2186"/>
+            <w:tcW w:type="pct" w:w="2200"/>
             <w:shd w:fill="353A7C" w:val="clear"/>
             <w:tcMar>
               <w:top w:type="dxa" w:w="50"/>
@@ -8126,7 +7272,7 @@
         </w:tc>
         <w:tc>
           <w:tcPr>
-            <w:tcW w:type="pct" w:w="1853"/>
+            <w:tcW w:type="pct" w:w="1791"/>
             <w:shd w:fill="353A7C" w:val="clear"/>
             <w:tcMar>
               <w:top w:type="dxa" w:w="50"/>
@@ -8155,7 +7301,7 @@
       <w:tr>
         <w:tc>
           <w:tcPr>
-            <w:tcW w:type="pct" w:w="962"/>
+            <w:tcW w:type="pct" w:w="1009"/>
             <w:tcMar>
               <w:top w:type="dxa" w:w="50"/>
               <w:left w:type="dxa" w:w="110"/>
@@ -8178,7 +7324,7 @@
         </w:tc>
         <w:tc>
           <w:tcPr>
-            <w:tcW w:type="pct" w:w="2186"/>
+            <w:tcW w:type="pct" w:w="2200"/>
             <w:tcMar>
               <w:top w:type="dxa" w:w="50"/>
               <w:left w:type="dxa" w:w="110"/>
@@ -8201,7 +7347,7 @@
         </w:tc>
         <w:tc>
           <w:tcPr>
-            <w:tcW w:type="pct" w:w="1853"/>
+            <w:tcW w:type="pct" w:w="1791"/>
             <w:shd w:fill="FFFFFF" w:val="clear"/>
             <w:tcMar>
               <w:top w:type="dxa" w:w="50"/>
@@ -8230,7 +7376,7 @@
       <w:tr>
         <w:tc>
           <w:tcPr>
-            <w:tcW w:type="pct" w:w="962"/>
+            <w:tcW w:type="pct" w:w="1009"/>
             <w:shd w:fill="FBFAF6" w:val="clear"/>
             <w:tcMar>
               <w:top w:type="dxa" w:w="50"/>
@@ -8254,7 +7400,7 @@
         </w:tc>
         <w:tc>
           <w:tcPr>
-            <w:tcW w:type="pct" w:w="2186"/>
+            <w:tcW w:type="pct" w:w="2200"/>
             <w:shd w:fill="FBFAF6" w:val="clear"/>
             <w:tcMar>
               <w:top w:type="dxa" w:w="50"/>
@@ -8310,7 +7456,7 @@
         </w:tc>
         <w:tc>
           <w:tcPr>
-            <w:tcW w:type="pct" w:w="1853"/>
+            <w:tcW w:type="pct" w:w="1791"/>
             <w:shd w:fill="FBFAF6" w:val="clear"/>
             <w:tcMar>
               <w:top w:type="dxa" w:w="50"/>
@@ -8336,7 +7482,7 @@
       <w:tr>
         <w:tc>
           <w:tcPr>
-            <w:tcW w:type="pct" w:w="962"/>
+            <w:tcW w:type="pct" w:w="1009"/>
             <w:tcMar>
               <w:top w:type="dxa" w:w="50"/>
               <w:left w:type="dxa" w:w="110"/>
@@ -8359,7 +7505,7 @@
         </w:tc>
         <w:tc>
           <w:tcPr>
-            <w:tcW w:type="pct" w:w="2186"/>
+            <w:tcW w:type="pct" w:w="2200"/>
             <w:shd w:fill="FFFFFF" w:val="clear"/>
             <w:tcMar>
               <w:top w:type="dxa" w:w="50"/>
@@ -8386,7 +7532,7 @@
         </w:tc>
         <w:tc>
           <w:tcPr>
-            <w:tcW w:type="pct" w:w="1853"/>
+            <w:tcW w:type="pct" w:w="1791"/>
             <w:tcMar>
               <w:top w:type="dxa" w:w="50"/>
               <w:left w:type="dxa" w:w="110"/>
@@ -8411,7 +7557,7 @@
       <w:tr>
         <w:tc>
           <w:tcPr>
-            <w:tcW w:type="pct" w:w="962"/>
+            <w:tcW w:type="pct" w:w="1009"/>
             <w:shd w:fill="FBFAF6" w:val="clear"/>
             <w:tcMar>
               <w:top w:type="dxa" w:w="50"/>
@@ -8435,7 +7581,7 @@
         </w:tc>
         <w:tc>
           <w:tcPr>
-            <w:tcW w:type="pct" w:w="2186"/>
+            <w:tcW w:type="pct" w:w="2200"/>
             <w:shd w:fill="FBFAF6" w:val="clear"/>
             <w:tcMar>
               <w:top w:type="dxa" w:w="50"/>
@@ -8459,7 +7605,7 @@
         </w:tc>
         <w:tc>
           <w:tcPr>
-            <w:tcW w:type="pct" w:w="1853"/>
+            <w:tcW w:type="pct" w:w="1791"/>
             <w:shd w:fill="FFFFFF" w:val="clear"/>
             <w:tcMar>
               <w:top w:type="dxa" w:w="50"/>
@@ -8488,7 +7634,7 @@
       <w:tr>
         <w:tc>
           <w:tcPr>
-            <w:tcW w:type="pct" w:w="962"/>
+            <w:tcW w:type="pct" w:w="1009"/>
             <w:tcMar>
               <w:top w:type="dxa" w:w="50"/>
               <w:left w:type="dxa" w:w="110"/>
@@ -8511,7 +7657,7 @@
         </w:tc>
         <w:tc>
           <w:tcPr>
-            <w:tcW w:type="pct" w:w="2186"/>
+            <w:tcW w:type="pct" w:w="2200"/>
             <w:tcMar>
               <w:top w:type="dxa" w:w="50"/>
               <w:left w:type="dxa" w:w="110"/>
@@ -8534,7 +7680,7 @@
         </w:tc>
         <w:tc>
           <w:tcPr>
-            <w:tcW w:type="pct" w:w="1853"/>
+            <w:tcW w:type="pct" w:w="1791"/>
             <w:tcMar>
               <w:top w:type="dxa" w:w="50"/>
               <w:left w:type="dxa" w:w="110"/>
@@ -8559,7 +7705,7 @@
       <w:tr>
         <w:tc>
           <w:tcPr>
-            <w:tcW w:type="pct" w:w="962"/>
+            <w:tcW w:type="pct" w:w="1009"/>
             <w:shd w:fill="FBFAF6" w:val="clear"/>
             <w:tcMar>
               <w:top w:type="dxa" w:w="50"/>
@@ -8583,8 +7729,8 @@
         </w:tc>
         <w:tc>
           <w:tcPr>
-            <w:tcW w:type="pct" w:w="2186"/>
-            <w:shd w:fill="FFFFFF" w:val="clear"/>
+            <w:tcW w:type="pct" w:w="2200"/>
+            <w:shd w:fill="FBFAF6" w:val="clear"/>
             <w:tcMar>
               <w:top w:type="dxa" w:w="50"/>
               <w:left w:type="dxa" w:w="110"/>
@@ -8594,24 +7740,21 @@
           </w:tcPr>
           <w:p>
             <w:pPr>
-              <w:spacing w:before="46" w:after="46"/>
-            </w:pPr>
-            <w:r>
-              <w:rPr>
-                <w:b/>
-                <w:bCs/>
-                <w:color w:val="8186EF"/>
-                <w:sz w:val="14"/>
-                <w:szCs w:val="14"/>
-              </w:rPr>
-              <w:t xml:space="preserve">(7)</w:t>
-            </w:r>
-          </w:p>
-        </w:tc>
-        <w:tc>
-          <w:tcPr>
-            <w:tcW w:type="pct" w:w="1853"/>
-            <w:shd w:fill="FBFAF6" w:val="clear"/>
+              <w:spacing w:before="28" w:after="28"/>
+            </w:pPr>
+            <w:r>
+              <w:rPr>
+                <w:sz w:val="15"/>
+                <w:szCs w:val="15"/>
+              </w:rPr>
+              <w:t xml:space="preserve">Routine destruction stops once a dispute is foreseeable</w:t>
+            </w:r>
+          </w:p>
+        </w:tc>
+        <w:tc>
+          <w:tcPr>
+            <w:tcW w:type="pct" w:w="1791"/>
+            <w:shd w:fill="FFFFFF" w:val="clear"/>
             <w:tcMar>
               <w:top w:type="dxa" w:w="50"/>
               <w:left w:type="dxa" w:w="110"/>
@@ -8621,14 +7764,17 @@
           </w:tcPr>
           <w:p>
             <w:pPr>
-              <w:spacing w:before="28" w:after="28"/>
-            </w:pPr>
-            <w:r>
-              <w:rPr>
-                <w:sz w:val="15"/>
-                <w:szCs w:val="15"/>
-              </w:rPr>
-              <w:t xml:space="preserve">Deleting on schedule during a dispute looks deliberate</w:t>
+              <w:spacing w:before="46" w:after="46"/>
+            </w:pPr>
+            <w:r>
+              <w:rPr>
+                <w:b/>
+                <w:bCs/>
+                <w:color w:val="8186EF"/>
+                <w:sz w:val="14"/>
+                <w:szCs w:val="14"/>
+              </w:rPr>
+              <w:t xml:space="preserve">(7)</w:t>
             </w:r>
           </w:p>
         </w:tc>
@@ -8690,7 +7836,7 @@
                 <w:sz w:val="16"/>
                 <w:szCs w:val="16"/>
               </w:rPr>
-              <w:t xml:space="preserve">Twelve years of customer records nobody uses   ·   Jordanian tax and company law periods   ·   Personal data must be deleted once its purpose has ended   ·   Routine destruction stops once a dispute is foreseeable   ·   authority   ·   Evidence</w:t>
+              <w:t xml:space="preserve">Twelve years of customer records nobody uses   ·   Jordanian tax and company law periods   ·   Personal data must be deleted once its purpose has ended   ·   Deleting on schedule during a dispute looks deliberate   ·   archival   ·   Evidence</w:t>
             </w:r>
           </w:p>
         </w:tc>
@@ -8769,7 +7915,7 @@
           <w:sz w:val="19"/>
           <w:szCs w:val="19"/>
         </w:rPr>
-        <w:t xml:space="preserve"/>
+        <w:t xml:space="preserve">Consistency </w:t>
       </w:r>
       <w:r>
         <w:rPr>
@@ -8787,7 +7933,7 @@
           <w:sz w:val="19"/>
           <w:szCs w:val="19"/>
         </w:rPr>
-        <w:t xml:space="preserve">             </w:t>
+        <w:t xml:space="preserve">           </w:t>
       </w:r>
       <w:r>
         <w:rPr>
@@ -8801,7 +7947,7 @@
           <w:sz w:val="19"/>
           <w:szCs w:val="19"/>
         </w:rPr>
-        <w:t xml:space="preserve"> protects the company: when everyone destroys to the same </w:t>
+        <w:t xml:space="preserve"> the company: when everyone destroys to the same </w:t>
       </w:r>
       <w:r>
         <w:rPr>
@@ -8911,7 +8057,14 @@
           <w:sz w:val="19"/>
           <w:szCs w:val="19"/>
         </w:rPr>
-        <w:t xml:space="preserve">A </w:t>
+        <w:t xml:space="preserve">A litigation hold is the other. </w:t>
+      </w:r>
+      <w:r>
+        <w:rPr>
+          <w:sz w:val="19"/>
+          <w:szCs w:val="19"/>
+        </w:rPr>
+        <w:t xml:space="preserve">Once a dispute or an </w:t>
       </w:r>
       <w:r>
         <w:rPr>
@@ -8929,7 +8082,7 @@
           <w:sz w:val="19"/>
           <w:szCs w:val="19"/>
         </w:rPr>
-        <w:t xml:space="preserve">            </w:t>
+        <w:t xml:space="preserve">               </w:t>
       </w:r>
       <w:r>
         <w:rPr>
@@ -8943,14 +8096,7 @@
           <w:sz w:val="19"/>
           <w:szCs w:val="19"/>
         </w:rPr>
-        <w:t xml:space="preserve"> hold is the other. </w:t>
-      </w:r>
-      <w:r>
-        <w:rPr>
-          <w:sz w:val="19"/>
-          <w:szCs w:val="19"/>
-        </w:rPr>
-        <w:t xml:space="preserve">Once a dispute or an </w:t>
+        <w:t xml:space="preserve"> is foreseeable, routine destruction must stop for the records </w:t>
       </w:r>
       <w:r>
         <w:rPr>
@@ -8968,7 +8114,7 @@
           <w:sz w:val="19"/>
           <w:szCs w:val="19"/>
         </w:rPr>
-        <w:t xml:space="preserve">               </w:t>
+        <w:t xml:space="preserve">           </w:t>
       </w:r>
       <w:r>
         <w:rPr>
@@ -8982,7 +8128,14 @@
           <w:sz w:val="19"/>
           <w:szCs w:val="19"/>
         </w:rPr>
-        <w:t xml:space="preserve"> is foreseeable, routine destruction must stop for the records </w:t>
+        <w:t xml:space="preserve">. </w:t>
+      </w:r>
+      <w:r>
+        <w:rPr>
+          <w:sz w:val="19"/>
+          <w:szCs w:val="19"/>
+        </w:rPr>
+        <w:t xml:space="preserve"/>
       </w:r>
       <w:r>
         <w:rPr>
@@ -9000,7 +8153,7 @@
           <w:sz w:val="19"/>
           <w:szCs w:val="19"/>
         </w:rPr>
-        <w:t xml:space="preserve">           </w:t>
+        <w:t xml:space="preserve">            </w:t>
       </w:r>
       <w:r>
         <w:rPr>
@@ -9014,14 +8167,7 @@
           <w:sz w:val="19"/>
           <w:szCs w:val="19"/>
         </w:rPr>
-        <w:t xml:space="preserve">. </w:t>
-      </w:r>
-      <w:r>
-        <w:rPr>
-          <w:sz w:val="19"/>
-          <w:szCs w:val="19"/>
-        </w:rPr>
-        <w:t xml:space="preserve"/>
+        <w:t xml:space="preserve"> to delete on schedule during a dispute is how an innocent company acquires the </w:t>
       </w:r>
       <w:r>
         <w:rPr>
@@ -9053,7 +8199,14 @@
           <w:sz w:val="19"/>
           <w:szCs w:val="19"/>
         </w:rPr>
-        <w:t xml:space="preserve"> to delete on schedule during a dispute is how an innocent company acquires the </w:t>
+        <w:t xml:space="preserve"> of a guilty one. </w:t>
+      </w:r>
+      <w:r>
+        <w:rPr>
+          <w:sz w:val="19"/>
+          <w:szCs w:val="19"/>
+        </w:rPr>
+        <w:t xml:space="preserve">Keeping </w:t>
       </w:r>
       <w:r>
         <w:rPr>
@@ -9085,14 +8238,7 @@
           <w:sz w:val="19"/>
           <w:szCs w:val="19"/>
         </w:rPr>
-        <w:t xml:space="preserve"> of a guilty one. </w:t>
-      </w:r>
-      <w:r>
-        <w:rPr>
-          <w:sz w:val="19"/>
-          <w:szCs w:val="19"/>
-        </w:rPr>
-        <w:t xml:space="preserve">Keeping </w:t>
+        <w:t xml:space="preserve"> forever is not the safe </w:t>
       </w:r>
       <w:r>
         <w:rPr>
@@ -9110,7 +8256,7 @@
           <w:sz w:val="19"/>
           <w:szCs w:val="19"/>
         </w:rPr>
-        <w:t xml:space="preserve">            </w:t>
+        <w:t xml:space="preserve">             </w:t>
       </w:r>
       <w:r>
         <w:rPr>
@@ -9124,7 +8270,21 @@
           <w:sz w:val="19"/>
           <w:szCs w:val="19"/>
         </w:rPr>
-        <w:t xml:space="preserve"> forever is not the safe </w:t>
+        <w:t xml:space="preserve">, which is the point candidates miss. </w:t>
+      </w:r>
+      <w:r>
+        <w:rPr>
+          <w:sz w:val="19"/>
+          <w:szCs w:val="19"/>
+        </w:rPr>
+        <w:t xml:space="preserve">Data held past its purpose costs money, can still be stolen, and under Jordan's data protection law, in force since 2024, personal data must be deleted once the purpose has ended. </w:t>
+      </w:r>
+      <w:r>
+        <w:rPr>
+          <w:sz w:val="19"/>
+          <w:szCs w:val="19"/>
+        </w:rPr>
+        <w:t xml:space="preserve">The policy exists to answer both </w:t>
       </w:r>
       <w:r>
         <w:rPr>
@@ -9142,7 +8302,7 @@
           <w:sz w:val="19"/>
           <w:szCs w:val="19"/>
         </w:rPr>
-        <w:t xml:space="preserve">             </w:t>
+        <w:t xml:space="preserve">            </w:t>
       </w:r>
       <w:r>
         <w:rPr>
@@ -9156,21 +8316,7 @@
           <w:sz w:val="19"/>
           <w:szCs w:val="19"/>
         </w:rPr>
-        <w:t xml:space="preserve">, which is the point candidates miss. </w:t>
-      </w:r>
-      <w:r>
-        <w:rPr>
-          <w:sz w:val="19"/>
-          <w:szCs w:val="19"/>
-        </w:rPr>
-        <w:t xml:space="preserve">Data held past its purpose costs money, can still be stolen, and under Jordan's data protection law, in force since 2024, personal data must be deleted once the purpose has ended. </w:t>
-      </w:r>
-      <w:r>
-        <w:rPr>
-          <w:sz w:val="19"/>
-          <w:szCs w:val="19"/>
-        </w:rPr>
-        <w:t xml:space="preserve">The policy exists to answer both directions. </w:t>
+        <w:t xml:space="preserve">. </w:t>
       </w:r>
     </w:p>
     <w:tbl>
@@ -9228,7 +8374,7 @@
                 <w:sz w:val="16"/>
                 <w:szCs w:val="16"/>
               </w:rPr>
-              <w:t xml:space="preserve">published   ·   emphasis   ·   litigation   ·   personal   ·   alternative   ·   investigation   ·   everything   ·   concerned   ·   question   ·   deletion   ·   Continuing   ·   appearance   ·   Consistency</w:t>
+              <w:t xml:space="preserve">published   ·   emphasis   ·   investigation   ·   innocent   ·   directions   ·   concerned   ·   alternative   ·   Continuing   ·   question   ·   deletion   ·   appearance   ·   everything   ·   protects</w:t>
             </w:r>
           </w:p>
         </w:tc>
@@ -9706,7 +8852,7 @@
                 <w:sz w:val="16"/>
                 <w:szCs w:val="16"/>
               </w:rPr>
-              <w:t xml:space="preserve">litigation</w:t>
+              <w:t xml:space="preserve">investigation</w:t>
             </w:r>
           </w:p>
         </w:tc>
@@ -9774,7 +8920,7 @@
                 <w:sz w:val="16"/>
                 <w:szCs w:val="16"/>
               </w:rPr>
-              <w:t xml:space="preserve">investigation</w:t>
+              <w:t xml:space="preserve">concerned</w:t>
             </w:r>
           </w:p>
         </w:tc>
@@ -9842,7 +8988,7 @@
                 <w:sz w:val="16"/>
                 <w:szCs w:val="16"/>
               </w:rPr>
-              <w:t xml:space="preserve">concerned</w:t>
+              <w:t xml:space="preserve">Continuing</w:t>
             </w:r>
           </w:p>
         </w:tc>
@@ -9910,7 +9056,7 @@
                 <w:sz w:val="16"/>
                 <w:szCs w:val="16"/>
               </w:rPr>
-              <w:t xml:space="preserve">Continuing</w:t>
+              <w:t xml:space="preserve">appearance</w:t>
             </w:r>
           </w:p>
         </w:tc>
@@ -9945,7 +9091,7 @@
                 <w:sz w:val="16"/>
                 <w:szCs w:val="16"/>
               </w:rPr>
-              <w:t xml:space="preserve">Routine destruction stops once a dispute is foreseeable</w:t>
+              <w:t xml:space="preserve">Deleting on schedule during a dispute looks deliberate</w:t>
             </w:r>
           </w:p>
         </w:tc>
@@ -9978,7 +9124,7 @@
                 <w:sz w:val="16"/>
                 <w:szCs w:val="16"/>
               </w:rPr>
-              <w:t xml:space="preserve">appearance</w:t>
+              <w:t xml:space="preserve">everything</w:t>
             </w:r>
           </w:p>
         </w:tc>
@@ -10046,7 +9192,7 @@
                 <w:sz w:val="16"/>
                 <w:szCs w:val="16"/>
               </w:rPr>
-              <w:t xml:space="preserve">everything</w:t>
+              <w:t xml:space="preserve">alternative</w:t>
             </w:r>
           </w:p>
         </w:tc>
@@ -10081,7 +9227,7 @@
                 <w:sz w:val="16"/>
                 <w:szCs w:val="16"/>
               </w:rPr>
-              <w:t xml:space="preserve">Consistency</w:t>
+              <w:t xml:space="preserve">protects</w:t>
             </w:r>
           </w:p>
         </w:tc>
@@ -10114,7 +9260,7 @@
                 <w:sz w:val="16"/>
                 <w:szCs w:val="16"/>
               </w:rPr>
-              <w:t xml:space="preserve">alternative</w:t>
+              <w:t xml:space="preserve">directions</w:t>
             </w:r>
           </w:p>
         </w:tc>
@@ -10362,7 +9508,7 @@
       <w:r>
         <w:drawing>
           <wp:inline distT="0" distB="0" distL="0" distR="0">
-            <wp:extent cx="5734050" cy="1871100"/>
+            <wp:extent cx="5734050" cy="3274450"/>
             <wp:effectExtent t="0" r="0" b="0" l="0"/>
             <wp:docPr id="1" name="" descr="" title=""/>
             <wp:cNvGraphicFramePr>
@@ -10387,7 +9533,7 @@
                   <pic:spPr bwMode="auto">
                     <a:xfrm>
                       <a:off x="0" y="0"/>
-                      <a:ext cx="5734050" cy="1871100"/>
+                      <a:ext cx="5734050" cy="3274450"/>
                     </a:xfrm>
                     <a:prstGeom prst="rect">
                       <a:avLst/>
@@ -10956,6 +10102,18 @@
     <w:p/>
     <w:p>
       <w:pPr>
+        <w:pageBreakBefore w:val="true"/>
+        <w:spacing w:after="0"/>
+      </w:pPr>
+      <w:r>
+        <w:rPr>
+          <w:sz w:val="2"/>
+        </w:rPr>
+        <w:t xml:space="preserve"> </w:t>
+      </w:r>
+    </w:p>
+    <w:p>
+      <w:pPr>
         <w:spacing w:before="44" w:after="10"/>
       </w:pPr>
       <w:r>
@@ -10966,7 +10124,7 @@
           <w:sz w:val="18"/>
           <w:szCs w:val="18"/>
         </w:rPr>
-        <w:t xml:space="preserve">The words this section uses</w:t>
+        <w:t xml:space="preserve">The English this section uses, and its Arabic</w:t>
       </w:r>
     </w:p>
     <w:p>
@@ -11090,18 +10248,6 @@
       </w:tr>
     </w:tbl>
     <w:p/>
-    <w:p>
-      <w:pPr>
-        <w:pageBreakBefore w:val="true"/>
-        <w:spacing w:after="0"/>
-      </w:pPr>
-      <w:r>
-        <w:rPr>
-          <w:sz w:val="2"/>
-        </w:rPr>
-        <w:t xml:space="preserve"> </w:t>
-      </w:r>
-    </w:p>
     <w:tbl>
       <w:tblPr>
         <w:tblW w:type="pct" w:w="100%"/>
@@ -12216,7 +11362,7 @@
           <w:sz w:val="19"/>
           <w:szCs w:val="19"/>
         </w:rPr>
-        <w:t xml:space="preserve"> one real dataset for </w:t>
+        <w:t xml:space="preserve"> one real dataset for analysis and then asks how long any of it </w:t>
       </w:r>
       <w:r>
         <w:rPr>
@@ -12248,7 +11394,7 @@
           <w:sz w:val="19"/>
           <w:szCs w:val="19"/>
         </w:rPr>
-        <w:t xml:space="preserve"> and then asks how long any of it should be kept. </w:t>
+        <w:t xml:space="preserve"> be kept. </w:t>
       </w:r>
       <w:r>
         <w:rPr>
@@ -12326,7 +11472,7 @@
           <w:sz w:val="19"/>
           <w:szCs w:val="19"/>
         </w:rPr>
-        <w:t xml:space="preserve"/>
+        <w:t xml:space="preserve">Orontes wants to </w:t>
       </w:r>
       <w:r>
         <w:rPr>
@@ -12358,7 +11504,7 @@
           <w:sz w:val="19"/>
           <w:szCs w:val="19"/>
         </w:rPr>
-        <w:t xml:space="preserve"> wants to analyse three years of Gulf orders. </w:t>
+        <w:t xml:space="preserve"> three years of Gulf orders. </w:t>
       </w:r>
       <w:r>
         <w:rPr>
@@ -12578,7 +11724,7 @@
           <w:sz w:val="19"/>
           <w:szCs w:val="19"/>
         </w:rPr>
-        <w:t xml:space="preserve">The old system allowed free text, so one </w:t>
+        <w:t xml:space="preserve">The old system </w:t>
       </w:r>
       <w:r>
         <w:rPr>
@@ -12596,7 +11742,7 @@
           <w:sz w:val="19"/>
           <w:szCs w:val="19"/>
         </w:rPr>
-        <w:t xml:space="preserve">             </w:t>
+        <w:t xml:space="preserve">           </w:t>
       </w:r>
       <w:r>
         <w:rPr>
@@ -12610,7 +11756,7 @@
           <w:sz w:val="19"/>
           <w:szCs w:val="19"/>
         </w:rPr>
-        <w:t xml:space="preserve"> appears as three spellings and must be merged to one. </w:t>
+        <w:t xml:space="preserve"> free text, so one distributor appears as three spellings and must be merged to one. </w:t>
       </w:r>
       <w:r>
         <w:rPr>
@@ -12682,7 +11828,7 @@
                 <w:sz w:val="16"/>
                 <w:szCs w:val="16"/>
               </w:rPr>
-              <w:t xml:space="preserve">imperfect   ·   distributor   ·   practical   ·   loaded   ·   relational   ·   deliveries   ·   Orontes   ·   judgement   ·   prepares   ·   outcome   ·   records   ·   consolidation   ·   analysis</w:t>
+              <w:t xml:space="preserve">imperfect   ·   allowed   ·   practical   ·   loaded   ·   relational   ·   deliveries   ·   analyse   ·   judgement   ·   prepares   ·   outcome   ·   records   ·   distributors   ·   should</w:t>
             </w:r>
           </w:p>
         </w:tc>
@@ -12722,7 +11868,7 @@
           <w:sz w:val="19"/>
           <w:szCs w:val="19"/>
         </w:rPr>
-        <w:t xml:space="preserve">Amounts are held in three </w:t>
+        <w:t xml:space="preserve">Amounts are held in three currencies and must be </w:t>
       </w:r>
       <w:r>
         <w:rPr>
@@ -12740,7 +11886,7 @@
           <w:sz w:val="19"/>
           <w:szCs w:val="19"/>
         </w:rPr>
-        <w:t xml:space="preserve">            </w:t>
+        <w:t xml:space="preserve">           </w:t>
       </w:r>
       <w:r>
         <w:rPr>
@@ -12754,7 +11900,14 @@
           <w:sz w:val="19"/>
           <w:szCs w:val="19"/>
         </w:rPr>
-        <w:t xml:space="preserve"> and must be </w:t>
+        <w:t xml:space="preserve"> to one. </w:t>
+      </w:r>
+      <w:r>
+        <w:rPr>
+          <w:sz w:val="19"/>
+          <w:szCs w:val="19"/>
+        </w:rPr>
+        <w:t xml:space="preserve">Dates become </w:t>
       </w:r>
       <w:r>
         <w:rPr>
@@ -12786,14 +11939,7 @@
           <w:sz w:val="19"/>
           <w:szCs w:val="19"/>
         </w:rPr>
-        <w:t xml:space="preserve"> to one. </w:t>
-      </w:r>
-      <w:r>
-        <w:rPr>
-          <w:sz w:val="19"/>
-          <w:szCs w:val="19"/>
-        </w:rPr>
-        <w:t xml:space="preserve">Dates become </w:t>
+        <w:t xml:space="preserve">, because the question is about </w:t>
       </w:r>
       <w:r>
         <w:rPr>
@@ -12811,7 +11957,7 @@
           <w:sz w:val="19"/>
           <w:szCs w:val="19"/>
         </w:rPr>
-        <w:t xml:space="preserve">           </w:t>
+        <w:t xml:space="preserve">             </w:t>
       </w:r>
       <w:r>
         <w:rPr>
@@ -12825,7 +11971,14 @@
           <w:sz w:val="19"/>
           <w:szCs w:val="19"/>
         </w:rPr>
-        <w:t xml:space="preserve">, because the question is about </w:t>
+        <w:t xml:space="preserve">. </w:t>
+      </w:r>
+      <w:r>
+        <w:rPr>
+          <w:sz w:val="19"/>
+          <w:szCs w:val="19"/>
+        </w:rPr>
+        <w:t xml:space="preserve">Customer size becomes a </w:t>
       </w:r>
       <w:r>
         <w:rPr>
@@ -12843,7 +11996,7 @@
           <w:sz w:val="19"/>
           <w:szCs w:val="19"/>
         </w:rPr>
-        <w:t xml:space="preserve">             </w:t>
+        <w:t xml:space="preserve">           </w:t>
       </w:r>
       <w:r>
         <w:rPr>
@@ -12857,14 +12010,7 @@
           <w:sz w:val="19"/>
           <w:szCs w:val="19"/>
         </w:rPr>
-        <w:t xml:space="preserve">. </w:t>
-      </w:r>
-      <w:r>
-        <w:rPr>
-          <w:sz w:val="19"/>
-          <w:szCs w:val="19"/>
-        </w:rPr>
-        <w:t xml:space="preserve"/>
+        <w:t xml:space="preserve"> rather than a number, so that small and large </w:t>
       </w:r>
       <w:r>
         <w:rPr>
@@ -12882,7 +12028,7 @@
           <w:sz w:val="19"/>
           <w:szCs w:val="19"/>
         </w:rPr>
-        <w:t xml:space="preserve">           </w:t>
+        <w:t xml:space="preserve">              </w:t>
       </w:r>
       <w:r>
         <w:rPr>
@@ -12896,7 +12042,14 @@
           <w:sz w:val="19"/>
           <w:szCs w:val="19"/>
         </w:rPr>
-        <w:t xml:space="preserve"> size becomes a category rather than a number, so that small and large </w:t>
+        <w:t xml:space="preserve"> can be compared. </w:t>
+      </w:r>
+      <w:r>
+        <w:rPr>
+          <w:sz w:val="19"/>
+          <w:szCs w:val="19"/>
+        </w:rPr>
+        <w:t xml:space="preserve"/>
       </w:r>
       <w:r>
         <w:rPr>
@@ -12914,7 +12067,7 @@
           <w:sz w:val="19"/>
           <w:szCs w:val="19"/>
         </w:rPr>
-        <w:t xml:space="preserve">              </w:t>
+        <w:t xml:space="preserve">            </w:t>
       </w:r>
       <w:r>
         <w:rPr>
@@ -12928,14 +12081,7 @@
           <w:sz w:val="19"/>
           <w:szCs w:val="19"/>
         </w:rPr>
-        <w:t xml:space="preserve"> can be compared. </w:t>
-      </w:r>
-      <w:r>
-        <w:rPr>
-          <w:sz w:val="19"/>
-          <w:szCs w:val="19"/>
-        </w:rPr>
-        <w:t xml:space="preserve"/>
+        <w:t xml:space="preserve"> monthly columns become twelve quarterly ones, and forty </w:t>
       </w:r>
       <w:r>
         <w:rPr>
@@ -12953,7 +12099,7 @@
           <w:sz w:val="19"/>
           <w:szCs w:val="19"/>
         </w:rPr>
-        <w:t xml:space="preserve">            </w:t>
+        <w:t xml:space="preserve">           </w:t>
       </w:r>
       <w:r>
         <w:rPr>
@@ -12967,7 +12113,14 @@
           <w:sz w:val="19"/>
           <w:szCs w:val="19"/>
         </w:rPr>
-        <w:t xml:space="preserve"> monthly columns become twelve quarterly ones, and forty </w:t>
+        <w:t xml:space="preserve"> codes become six families. </w:t>
+      </w:r>
+      <w:r>
+        <w:rPr>
+          <w:sz w:val="19"/>
+          <w:szCs w:val="19"/>
+        </w:rPr>
+        <w:t xml:space="preserve"/>
       </w:r>
       <w:r>
         <w:rPr>
@@ -12999,14 +12152,14 @@
           <w:sz w:val="19"/>
           <w:szCs w:val="19"/>
         </w:rPr>
-        <w:t xml:space="preserve"> codes become six families. </w:t>
-      </w:r>
-      <w:r>
-        <w:rPr>
-          <w:sz w:val="19"/>
-          <w:szCs w:val="19"/>
-        </w:rPr>
-        <w:t xml:space="preserve"/>
+        <w:t xml:space="preserve"> true is lost, because the question concerns seasons and families, not months and codes. </w:t>
+      </w:r>
+      <w:r>
+        <w:rPr>
+          <w:sz w:val="19"/>
+          <w:szCs w:val="19"/>
+        </w:rPr>
+        <w:t xml:space="preserve">The dataset contains the names, </w:t>
       </w:r>
       <w:r>
         <w:rPr>
@@ -13038,7 +12191,7 @@
           <w:sz w:val="19"/>
           <w:szCs w:val="19"/>
         </w:rPr>
-        <w:t xml:space="preserve"> true is lost, because the question </w:t>
+        <w:t xml:space="preserve"> numbers and addresses of </w:t>
       </w:r>
       <w:r>
         <w:rPr>
@@ -13056,7 +12209,7 @@
           <w:sz w:val="19"/>
           <w:szCs w:val="19"/>
         </w:rPr>
-        <w:t xml:space="preserve">           </w:t>
+        <w:t xml:space="preserve">            </w:t>
       </w:r>
       <w:r>
         <w:rPr>
@@ -13070,14 +12223,14 @@
           <w:sz w:val="19"/>
           <w:szCs w:val="19"/>
         </w:rPr>
-        <w:t xml:space="preserve"> seasons and families, not months and codes. </w:t>
-      </w:r>
-      <w:r>
-        <w:rPr>
-          <w:sz w:val="19"/>
-          <w:szCs w:val="19"/>
-        </w:rPr>
-        <w:t xml:space="preserve">The dataset contains the names, </w:t>
+        <w:t xml:space="preserve"> buyers at each distributor. </w:t>
+      </w:r>
+      <w:r>
+        <w:rPr>
+          <w:sz w:val="19"/>
+          <w:szCs w:val="19"/>
+        </w:rPr>
+        <w:t xml:space="preserve">That is personal data, and it falls under </w:t>
       </w:r>
       <w:r>
         <w:rPr>
@@ -13109,7 +12262,7 @@
           <w:sz w:val="19"/>
           <w:szCs w:val="19"/>
         </w:rPr>
-        <w:t xml:space="preserve"> numbers and addresses of </w:t>
+        <w:t xml:space="preserve"> law for Orontes and under Saudi law for Saudi </w:t>
       </w:r>
       <w:r>
         <w:rPr>
@@ -13127,7 +12280,7 @@
           <w:sz w:val="19"/>
           <w:szCs w:val="19"/>
         </w:rPr>
-        <w:t xml:space="preserve">            </w:t>
+        <w:t xml:space="preserve">           </w:t>
       </w:r>
       <w:r>
         <w:rPr>
@@ -13141,14 +12294,7 @@
           <w:sz w:val="19"/>
           <w:szCs w:val="19"/>
         </w:rPr>
-        <w:t xml:space="preserve"> buyers at each distributor. </w:t>
-      </w:r>
-      <w:r>
-        <w:rPr>
-          <w:sz w:val="19"/>
-          <w:szCs w:val="19"/>
-        </w:rPr>
-        <w:t xml:space="preserve">That is personal data, and it falls under Jordan's law for Orontes and under Saudi law for Saudi residents. </w:t>
+        <w:t xml:space="preserve">. </w:t>
       </w:r>
       <w:r>
         <w:rPr>
@@ -13227,7 +12373,7 @@
                 <w:sz w:val="16"/>
                 <w:szCs w:val="16"/>
               </w:rPr>
-              <w:t xml:space="preserve">product   ·   Nothing   ·   telephone   ·   Thirty-six   ·   individual   ·   distributors   ·   Customer   ·   Consolidate   ·   currencies   ·   concerns   ·   quarters   ·   seasonality   ·   converted</w:t>
+              <w:t xml:space="preserve">Nothing   ·   telephone   ·   Jordan's   ·   product   ·   residents   ·   Thirty-six   ·   distributors   ·   Consolidate   ·   converted   ·   individual   ·   seasonality   ·   category   ·   quarters</w:t>
             </w:r>
           </w:p>
         </w:tc>
@@ -13306,80 +12452,464 @@
         <w:t xml:space="preserve"> </w:t>
       </w:r>
     </w:p>
-    <w:p>
-      <w:pPr>
-        <w:spacing w:before="44" w:after="10"/>
-      </w:pPr>
-      <w:r>
-        <w:rPr>
-          <w:b/>
-          <w:bCs/>
-          <w:color w:val="353A7C"/>
-          <w:sz w:val="18"/>
-          <w:szCs w:val="18"/>
-        </w:rPr>
-        <w:t xml:space="preserve">Your turn: name four preprocessing steps (complete the blanks)</w:t>
-      </w:r>
-    </w:p>
-    <w:p>
-      <w:pPr>
-        <w:spacing w:before="0" w:after="12"/>
-      </w:pPr>
-      <w:r>
-        <w:rPr>
-          <w:color w:val="6B7280"/>
-          <w:sz w:val="15"/>
-          <w:szCs w:val="15"/>
-        </w:rPr>
-        <w:t xml:space="preserve">Every item belongs to exactly one group.</w:t>
-      </w:r>
-    </w:p>
-    <w:p>
-      <w:pPr>
-        <w:spacing w:after="40" w:before="90"/>
-        <w:jc w:val="center"/>
-      </w:pPr>
-      <w:r>
-        <w:drawing>
-          <wp:inline distT="0" distB="0" distL="0" distR="0">
-            <wp:extent cx="5734050" cy="1871100"/>
-            <wp:effectExtent t="0" r="0" b="0" l="0"/>
-            <wp:docPr id="1" name="" descr="" title=""/>
-            <wp:cNvGraphicFramePr>
-              <a:graphicFrameLocks xmlns:a="http://schemas.openxmlformats.org/drawingml/2006/main" noChangeAspect="1"/>
-            </wp:cNvGraphicFramePr>
-            <a:graphic xmlns:a="http://schemas.openxmlformats.org/drawingml/2006/main">
-              <a:graphicData uri="http://schemas.openxmlformats.org/drawingml/2006/picture">
-                <pic:pic xmlns:pic="http://schemas.openxmlformats.org/drawingml/2006/picture">
-                  <pic:nvPicPr>
-                    <pic:cNvPr id="0" name="" descr=""/>
-                    <pic:cNvPicPr>
-                      <a:picLocks noChangeAspect="1" noChangeArrowheads="1"/>
-                    </pic:cNvPicPr>
-                  </pic:nvPicPr>
-                  <pic:blipFill>
-                    <a:blip r:embed="rId107" cstate="none"/>
-                    <a:srcRect/>
-                    <a:stretch>
-                      <a:fillRect/>
-                    </a:stretch>
-                  </pic:blipFill>
-                  <pic:spPr bwMode="auto">
-                    <a:xfrm>
-                      <a:off x="0" y="0"/>
-                      <a:ext cx="5734050" cy="1871100"/>
-                    </a:xfrm>
-                    <a:prstGeom prst="rect">
-                      <a:avLst/>
-                    </a:prstGeom>
-                  </pic:spPr>
-                </pic:pic>
-              </a:graphicData>
-            </a:graphic>
-          </wp:inline>
-        </w:drawing>
-      </w:r>
-    </w:p>
+    <w:tbl>
+      <w:tblPr>
+        <w:tblW w:type="pct" w:w="100%"/>
+        <w:tblLayout w:type="fixed"/>
+        <w:tblBorders>
+          <w:top w:val="single" w:color="353A7C" w:sz="6"/>
+          <w:left w:val="single" w:color="353A7C" w:sz="6"/>
+          <w:bottom w:val="single" w:color="353A7C" w:sz="6"/>
+          <w:right w:val="single" w:color="353A7C" w:sz="6"/>
+          <w:insideH w:val="single" w:color="353A7C" w:sz="6"/>
+          <w:insideV w:val="single" w:color="353A7C" w:sz="6"/>
+        </w:tblBorders>
+      </w:tblPr>
+      <w:tblGrid>
+        <w:gridCol w:w="3921"/>
+        <w:gridCol w:w="1455"/>
+        <w:gridCol w:w="4224"/>
+      </w:tblGrid>
+      <w:tr>
+        <w:tc>
+          <w:tcPr>
+            <w:tcW w:type="pct" w:w="5000"/>
+            <w:gridSpan w:val="3"/>
+            <w:shd w:fill="353A7C" w:val="clear"/>
+            <w:tcMar>
+              <w:top w:type="dxa" w:w="60"/>
+              <w:left w:type="dxa" w:w="120"/>
+              <w:bottom w:type="dxa" w:w="60"/>
+              <w:right w:type="dxa" w:w="120"/>
+            </w:tcMar>
+          </w:tcPr>
+          <w:p>
+            <w:pPr>
+              <w:spacing w:before="40" w:after="40"/>
+            </w:pPr>
+            <w:r>
+              <w:rPr>
+                <w:b/>
+                <w:bCs/>
+                <w:color w:val="FFFFFF"/>
+                <w:sz w:val="17"/>
+                <w:szCs w:val="17"/>
+              </w:rPr>
+              <w:t xml:space="preserve">Your turn: name four preprocessing steps (complete the blanks)</w:t>
+            </w:r>
+          </w:p>
+        </w:tc>
+      </w:tr>
+      <w:tr>
+        <w:tc>
+          <w:tcPr>
+            <w:tcW w:type="pct" w:w="2042"/>
+            <w:shd w:fill="353A7C" w:val="clear"/>
+            <w:tcMar>
+              <w:top w:type="dxa" w:w="50"/>
+              <w:left w:type="dxa" w:w="110"/>
+              <w:bottom w:type="dxa" w:w="50"/>
+              <w:right w:type="dxa" w:w="110"/>
+            </w:tcMar>
+          </w:tcPr>
+          <w:p>
+            <w:pPr>
+              <w:spacing w:before="30" w:after="30"/>
+            </w:pPr>
+            <w:r>
+              <w:rPr>
+                <w:b/>
+                <w:bCs/>
+                <w:color w:val="FFFFFF"/>
+                <w:sz w:val="15"/>
+                <w:szCs w:val="15"/>
+              </w:rPr>
+              <w:t xml:space="preserve">What was done</w:t>
+            </w:r>
+          </w:p>
+        </w:tc>
+        <w:tc>
+          <w:tcPr>
+            <w:tcW w:type="pct" w:w="758"/>
+            <w:shd w:fill="353A7C" w:val="clear"/>
+            <w:tcMar>
+              <w:top w:type="dxa" w:w="50"/>
+              <w:left w:type="dxa" w:w="110"/>
+              <w:bottom w:type="dxa" w:w="50"/>
+              <w:right w:type="dxa" w:w="110"/>
+            </w:tcMar>
+          </w:tcPr>
+          <w:p>
+            <w:pPr>
+              <w:spacing w:before="30" w:after="30"/>
+            </w:pPr>
+            <w:r>
+              <w:rPr>
+                <w:b/>
+                <w:bCs/>
+                <w:color w:val="FFFFFF"/>
+                <w:sz w:val="15"/>
+                <w:szCs w:val="15"/>
+              </w:rPr>
+              <w:t xml:space="preserve">Which step?</w:t>
+            </w:r>
+          </w:p>
+        </w:tc>
+        <w:tc>
+          <w:tcPr>
+            <w:tcW w:type="pct" w:w="2200"/>
+            <w:shd w:fill="353A7C" w:val="clear"/>
+            <w:tcMar>
+              <w:top w:type="dxa" w:w="50"/>
+              <w:left w:type="dxa" w:w="110"/>
+              <w:bottom w:type="dxa" w:w="50"/>
+              <w:right w:type="dxa" w:w="110"/>
+            </w:tcMar>
+          </w:tcPr>
+          <w:p>
+            <w:pPr>
+              <w:spacing w:before="30" w:after="30"/>
+            </w:pPr>
+            <w:r>
+              <w:rPr>
+                <w:b/>
+                <w:bCs/>
+                <w:color w:val="FFFFFF"/>
+                <w:sz w:val="15"/>
+                <w:szCs w:val="15"/>
+              </w:rPr>
+              <w:t xml:space="preserve">Why</w:t>
+            </w:r>
+          </w:p>
+        </w:tc>
+      </w:tr>
+      <w:tr>
+        <w:tc>
+          <w:tcPr>
+            <w:tcW w:type="pct" w:w="2042"/>
+            <w:tcMar>
+              <w:top w:type="dxa" w:w="50"/>
+              <w:left w:type="dxa" w:w="110"/>
+              <w:bottom w:type="dxa" w:w="50"/>
+              <w:right w:type="dxa" w:w="110"/>
+            </w:tcMar>
+          </w:tcPr>
+          <w:p>
+            <w:pPr>
+              <w:spacing w:before="28" w:after="28"/>
+            </w:pPr>
+            <w:r>
+              <w:rPr>
+                <w:sz w:val="15"/>
+                <w:szCs w:val="15"/>
+              </w:rPr>
+              <w:t xml:space="preserve">Two spellings of one supplier are merged</w:t>
+            </w:r>
+          </w:p>
+        </w:tc>
+        <w:tc>
+          <w:tcPr>
+            <w:tcW w:type="pct" w:w="758"/>
+            <w:tcMar>
+              <w:top w:type="dxa" w:w="50"/>
+              <w:left w:type="dxa" w:w="110"/>
+              <w:bottom w:type="dxa" w:w="50"/>
+              <w:right w:type="dxa" w:w="110"/>
+            </w:tcMar>
+          </w:tcPr>
+          <w:p>
+            <w:pPr>
+              <w:spacing w:before="28" w:after="28"/>
+            </w:pPr>
+            <w:r>
+              <w:rPr>
+                <w:sz w:val="15"/>
+                <w:szCs w:val="15"/>
+              </w:rPr>
+              <w:t xml:space="preserve">Cleaning</w:t>
+            </w:r>
+          </w:p>
+        </w:tc>
+        <w:tc>
+          <w:tcPr>
+            <w:tcW w:type="pct" w:w="2200"/>
+            <w:tcMar>
+              <w:top w:type="dxa" w:w="50"/>
+              <w:left w:type="dxa" w:w="110"/>
+              <w:bottom w:type="dxa" w:w="50"/>
+              <w:right w:type="dxa" w:w="110"/>
+            </w:tcMar>
+          </w:tcPr>
+          <w:p>
+            <w:pPr>
+              <w:spacing w:before="28" w:after="28"/>
+            </w:pPr>
+            <w:r>
+              <w:rPr>
+                <w:sz w:val="15"/>
+                <w:szCs w:val="15"/>
+              </w:rPr>
+              <w:t xml:space="preserve">It removes </w:t>
+            </w:r>
+            <w:r>
+              <w:rPr>
+                <w:b/>
+                <w:bCs/>
+                <w:color w:val="8186EF"/>
+                <w:sz w:val="14"/>
+                <w:szCs w:val="14"/>
+              </w:rPr>
+              <w:t xml:space="preserve"> (25) </w:t>
+            </w:r>
+            <w:r>
+              <w:rPr>
+                <w:u w:val="single"/>
+                <w:sz w:val="15"/>
+                <w:szCs w:val="15"/>
+              </w:rPr>
+              <w:t xml:space="preserve">              </w:t>
+            </w:r>
+            <w:r>
+              <w:rPr>
+                <w:sz w:val="15"/>
+                <w:szCs w:val="15"/>
+              </w:rPr>
+              <w:t xml:space="preserve"> </w:t>
+            </w:r>
+            <w:r>
+              <w:rPr>
+                <w:sz w:val="15"/>
+                <w:szCs w:val="15"/>
+              </w:rPr>
+              <w:t xml:space="preserve"> and fixes errors before any analysis begins</w:t>
+            </w:r>
+          </w:p>
+        </w:tc>
+      </w:tr>
+      <w:tr>
+        <w:tc>
+          <w:tcPr>
+            <w:tcW w:type="pct" w:w="2042"/>
+            <w:shd w:fill="FBFAF6" w:val="clear"/>
+            <w:tcMar>
+              <w:top w:type="dxa" w:w="50"/>
+              <w:left w:type="dxa" w:w="110"/>
+              <w:bottom w:type="dxa" w:w="50"/>
+              <w:right w:type="dxa" w:w="110"/>
+            </w:tcMar>
+          </w:tcPr>
+          <w:p>
+            <w:pPr>
+              <w:spacing w:before="28" w:after="28"/>
+            </w:pPr>
+            <w:r>
+              <w:rPr>
+                <w:sz w:val="15"/>
+                <w:szCs w:val="15"/>
+              </w:rPr>
+              <w:t xml:space="preserve">Monthly columns become quarterly ones</w:t>
+            </w:r>
+          </w:p>
+        </w:tc>
+        <w:tc>
+          <w:tcPr>
+            <w:tcW w:type="pct" w:w="758"/>
+            <w:shd w:fill="FBFAF6" w:val="clear"/>
+            <w:tcMar>
+              <w:top w:type="dxa" w:w="50"/>
+              <w:left w:type="dxa" w:w="110"/>
+              <w:bottom w:type="dxa" w:w="50"/>
+              <w:right w:type="dxa" w:w="110"/>
+            </w:tcMar>
+          </w:tcPr>
+          <w:p>
+            <w:pPr>
+              <w:spacing w:before="28" w:after="28"/>
+            </w:pPr>
+            <w:r>
+              <w:rPr>
+                <w:sz w:val="15"/>
+                <w:szCs w:val="15"/>
+              </w:rPr>
+              <w:t xml:space="preserve">Reduction</w:t>
+            </w:r>
+          </w:p>
+        </w:tc>
+        <w:tc>
+          <w:tcPr>
+            <w:tcW w:type="pct" w:w="2200"/>
+            <w:shd w:fill="FBFAF6" w:val="clear"/>
+            <w:tcMar>
+              <w:top w:type="dxa" w:w="50"/>
+              <w:left w:type="dxa" w:w="110"/>
+              <w:bottom w:type="dxa" w:w="50"/>
+              <w:right w:type="dxa" w:w="110"/>
+            </w:tcMar>
+          </w:tcPr>
+          <w:p>
+            <w:pPr>
+              <w:spacing w:before="28" w:after="28"/>
+            </w:pPr>
+            <w:r>
+              <w:rPr>
+                <w:sz w:val="15"/>
+                <w:szCs w:val="15"/>
+              </w:rPr>
+              <w:t xml:space="preserve">The data is cut to what the analysis actually needs, since the question concerns seasons rather than months</w:t>
+            </w:r>
+          </w:p>
+        </w:tc>
+      </w:tr>
+      <w:tr>
+        <w:tc>
+          <w:tcPr>
+            <w:tcW w:type="pct" w:w="2042"/>
+            <w:tcMar>
+              <w:top w:type="dxa" w:w="50"/>
+              <w:left w:type="dxa" w:w="110"/>
+              <w:bottom w:type="dxa" w:w="50"/>
+              <w:right w:type="dxa" w:w="110"/>
+            </w:tcMar>
+          </w:tcPr>
+          <w:p>
+            <w:pPr>
+              <w:spacing w:before="28" w:after="28"/>
+            </w:pPr>
+            <w:r>
+              <w:rPr>
+                <w:sz w:val="15"/>
+                <w:szCs w:val="15"/>
+              </w:rPr>
+              <w:t xml:space="preserve">Amounts in three currencies become one</w:t>
+            </w:r>
+          </w:p>
+        </w:tc>
+        <w:tc>
+          <w:tcPr>
+            <w:tcW w:type="pct" w:w="758"/>
+            <w:tcMar>
+              <w:top w:type="dxa" w:w="50"/>
+              <w:left w:type="dxa" w:w="110"/>
+              <w:bottom w:type="dxa" w:w="50"/>
+              <w:right w:type="dxa" w:w="110"/>
+            </w:tcMar>
+          </w:tcPr>
+          <w:p>
+            <w:pPr>
+              <w:spacing w:before="28" w:after="28"/>
+            </w:pPr>
+            <w:r>
+              <w:rPr>
+                <w:sz w:val="15"/>
+                <w:szCs w:val="15"/>
+              </w:rPr>
+              <w:t xml:space="preserve">Transformation</w:t>
+            </w:r>
+          </w:p>
+        </w:tc>
+        <w:tc>
+          <w:tcPr>
+            <w:tcW w:type="pct" w:w="2200"/>
+            <w:tcMar>
+              <w:top w:type="dxa" w:w="50"/>
+              <w:left w:type="dxa" w:w="110"/>
+              <w:bottom w:type="dxa" w:w="50"/>
+              <w:right w:type="dxa" w:w="110"/>
+            </w:tcMar>
+          </w:tcPr>
+          <w:p>
+            <w:pPr>
+              <w:spacing w:before="28" w:after="28"/>
+            </w:pPr>
+            <w:r>
+              <w:rPr>
+                <w:sz w:val="15"/>
+                <w:szCs w:val="15"/>
+              </w:rPr>
+              <w:t xml:space="preserve">The data is put into the form the analysis requires</w:t>
+            </w:r>
+          </w:p>
+        </w:tc>
+      </w:tr>
+      <w:tr>
+        <w:tc>
+          <w:tcPr>
+            <w:tcW w:type="pct" w:w="2042"/>
+            <w:shd w:fill="FBFAF6" w:val="clear"/>
+            <w:tcMar>
+              <w:top w:type="dxa" w:w="50"/>
+              <w:left w:type="dxa" w:w="110"/>
+              <w:bottom w:type="dxa" w:w="50"/>
+              <w:right w:type="dxa" w:w="110"/>
+            </w:tcMar>
+          </w:tcPr>
+          <w:p>
+            <w:pPr>
+              <w:spacing w:before="28" w:after="28"/>
+            </w:pPr>
+            <w:r>
+              <w:rPr>
+                <w:sz w:val="15"/>
+                <w:szCs w:val="15"/>
+              </w:rPr>
+              <w:t xml:space="preserve">Plant, payroll and ledger data are brought together</w:t>
+            </w:r>
+          </w:p>
+        </w:tc>
+        <w:tc>
+          <w:tcPr>
+            <w:tcW w:type="pct" w:w="758"/>
+            <w:shd w:fill="FBFAF6" w:val="clear"/>
+            <w:tcMar>
+              <w:top w:type="dxa" w:w="50"/>
+              <w:left w:type="dxa" w:w="110"/>
+              <w:bottom w:type="dxa" w:w="50"/>
+              <w:right w:type="dxa" w:w="110"/>
+            </w:tcMar>
+          </w:tcPr>
+          <w:p>
+            <w:pPr>
+              <w:spacing w:before="28" w:after="28"/>
+            </w:pPr>
+            <w:r>
+              <w:rPr>
+                <w:sz w:val="15"/>
+                <w:szCs w:val="15"/>
+              </w:rPr>
+              <w:t xml:space="preserve">Consolidation</w:t>
+            </w:r>
+          </w:p>
+        </w:tc>
+        <w:tc>
+          <w:tcPr>
+            <w:tcW w:type="pct" w:w="2200"/>
+            <w:shd w:fill="FFFFFF" w:val="clear"/>
+            <w:tcMar>
+              <w:top w:type="dxa" w:w="50"/>
+              <w:left w:type="dxa" w:w="110"/>
+              <w:bottom w:type="dxa" w:w="50"/>
+              <w:right w:type="dxa" w:w="110"/>
+            </w:tcMar>
+          </w:tcPr>
+          <w:p>
+            <w:pPr>
+              <w:spacing w:before="46" w:after="46"/>
+            </w:pPr>
+            <w:r>
+              <w:rPr>
+                <w:b/>
+                <w:bCs/>
+                <w:color w:val="8186EF"/>
+                <w:sz w:val="14"/>
+                <w:szCs w:val="14"/>
+              </w:rPr>
+              <w:t xml:space="preserve">(26)</w:t>
+            </w:r>
+          </w:p>
+        </w:tc>
+      </w:tr>
+    </w:tbl>
+    <w:p/>
     <w:tbl>
       <w:tblPr>
         <w:tblW w:type="pct" w:w="100%"/>
@@ -13435,7 +12965,7 @@
                 <w:sz w:val="16"/>
                 <w:szCs w:val="16"/>
               </w:rPr>
-              <w:t xml:space="preserve">Amounts in three currencies become one   ·   Plant, payroll and ledger data are brought together   ·   Two spellings of one supplier are merged</w:t>
+              <w:t xml:space="preserve">data reduction   ·   Separate sources are combined into one set   ·   duplicates</w:t>
             </w:r>
           </w:p>
         </w:tc>
@@ -13509,7 +13039,7 @@
           <w:sz w:val="16"/>
           <w:szCs w:val="16"/>
         </w:rPr>
-        <w:t xml:space="preserve">      gaps 27–30</w:t>
+        <w:t xml:space="preserve">      gaps 27–29</w:t>
       </w:r>
     </w:p>
     <w:p>
@@ -13600,7 +13130,7 @@
           <w:sz w:val="19"/>
           <w:szCs w:val="19"/>
         </w:rPr>
-        <w:t xml:space="preserve">Removing personal </w:t>
+        <w:t xml:space="preserve"/>
       </w:r>
       <w:r>
         <w:rPr>
@@ -13618,7 +13148,7 @@
           <w:sz w:val="19"/>
           <w:szCs w:val="19"/>
         </w:rPr>
-        <w:t xml:space="preserve">             </w:t>
+        <w:t xml:space="preserve">           </w:t>
       </w:r>
       <w:r>
         <w:rPr>
@@ -13632,46 +13162,14 @@
           <w:sz w:val="19"/>
           <w:szCs w:val="19"/>
         </w:rPr>
-        <w:t xml:space="preserve"> can serve the analysis and the law at the same time. </w:t>
-      </w:r>
-      <w:r>
-        <w:rPr>
-          <w:sz w:val="19"/>
-          <w:szCs w:val="19"/>
-        </w:rPr>
-        <w:t xml:space="preserve">When a </w:t>
-      </w:r>
-      <w:r>
-        <w:rPr>
-          <w:b/>
-          <w:bCs/>
-          <w:color w:val="8186EF"/>
-          <w:sz w:val="15"/>
-          <w:szCs w:val="15"/>
-        </w:rPr>
-        <w:t xml:space="preserve"> (30) </w:t>
-      </w:r>
-      <w:r>
-        <w:rPr>
-          <w:u w:val="single"/>
-          <w:sz w:val="19"/>
-          <w:szCs w:val="19"/>
-        </w:rPr>
-        <w:t xml:space="preserve">           </w:t>
-      </w:r>
-      <w:r>
-        <w:rPr>
-          <w:sz w:val="19"/>
-          <w:szCs w:val="19"/>
-        </w:rPr>
-        <w:t xml:space="preserve"> </w:t>
-      </w:r>
-      <w:r>
-        <w:rPr>
-          <w:sz w:val="19"/>
-          <w:szCs w:val="19"/>
-        </w:rPr>
-        <w:t xml:space="preserve"> period ends, the data is purged, not archived. </w:t>
+        <w:t xml:space="preserve"> personal identifiers can serve the analysis and the law at the same time. </w:t>
+      </w:r>
+      <w:r>
+        <w:rPr>
+          <w:sz w:val="19"/>
+          <w:szCs w:val="19"/>
+        </w:rPr>
+        <w:t xml:space="preserve">When a retention period ends, the data is purged, not archived. </w:t>
       </w:r>
     </w:p>
     <w:tbl>
@@ -13729,7 +13227,7 @@
                 <w:sz w:val="16"/>
                 <w:szCs w:val="16"/>
               </w:rPr>
-              <w:t xml:space="preserve">deleted   ·   retention   ·   transform   ·   identifiers   ·   investigated</w:t>
+              <w:t xml:space="preserve">Removing   ·   transform   ·   product   ·   investigated</w:t>
             </w:r>
           </w:p>
         </w:tc>
@@ -13803,7 +13301,7 @@
           <w:sz w:val="16"/>
           <w:szCs w:val="16"/>
         </w:rPr>
-        <w:t xml:space="preserve">      gaps 31–33</w:t>
+        <w:t xml:space="preserve">      gaps 30–32</w:t>
       </w:r>
     </w:p>
     <w:p>
@@ -13826,7 +13324,7 @@
           <w:sz w:val="15"/>
           <w:szCs w:val="15"/>
         </w:rPr>
-        <w:t xml:space="preserve"> (31) </w:t>
+        <w:t xml:space="preserve"> (30) </w:t>
       </w:r>
       <w:r>
         <w:rPr>
@@ -13855,7 +13353,7 @@
           <w:sz w:val="19"/>
           <w:szCs w:val="19"/>
         </w:rPr>
-        <w:t xml:space="preserve">Ask what the step achieves: bringing sources together is </w:t>
+        <w:t xml:space="preserve">Ask what the step </w:t>
       </w:r>
       <w:r>
         <w:rPr>
@@ -13865,7 +13363,7 @@
           <w:sz w:val="15"/>
           <w:szCs w:val="15"/>
         </w:rPr>
-        <w:t xml:space="preserve"> (32) </w:t>
+        <w:t xml:space="preserve"> (31) </w:t>
       </w:r>
       <w:r>
         <w:rPr>
@@ -13873,7 +13371,7 @@
           <w:sz w:val="19"/>
           <w:szCs w:val="19"/>
         </w:rPr>
-        <w:t xml:space="preserve">               </w:t>
+        <w:t xml:space="preserve">           </w:t>
       </w:r>
       <w:r>
         <w:rPr>
@@ -13887,7 +13385,7 @@
           <w:sz w:val="19"/>
           <w:szCs w:val="19"/>
         </w:rPr>
-        <w:t xml:space="preserve">, fixing what is wrong is cleaning, changing the form is </w:t>
+        <w:t xml:space="preserve">: bringing sources together is consolidation, fixing what is wrong is cleaning, </w:t>
       </w:r>
       <w:r>
         <w:rPr>
@@ -13897,7 +13395,7 @@
           <w:sz w:val="15"/>
           <w:szCs w:val="15"/>
         </w:rPr>
-        <w:t xml:space="preserve"> (33) </w:t>
+        <w:t xml:space="preserve"> (32) </w:t>
       </w:r>
       <w:r>
         <w:rPr>
@@ -13905,7 +13403,7 @@
           <w:sz w:val="19"/>
           <w:szCs w:val="19"/>
         </w:rPr>
-        <w:t xml:space="preserve">                </w:t>
+        <w:t xml:space="preserve">           </w:t>
       </w:r>
       <w:r>
         <w:rPr>
@@ -13919,7 +13417,7 @@
           <w:sz w:val="19"/>
           <w:szCs w:val="19"/>
         </w:rPr>
-        <w:t xml:space="preserve">, and cutting the volume is reduction. </w:t>
+        <w:t xml:space="preserve"> the form is transformation, and cutting the volume is reduction. </w:t>
       </w:r>
     </w:p>
     <w:tbl>
@@ -13977,446 +13475,7 @@
                 <w:sz w:val="16"/>
                 <w:szCs w:val="16"/>
               </w:rPr>
-              <w:t xml:space="preserve">consolidation   ·   describes   ·   transformation   ·   seasonality</w:t>
-            </w:r>
-          </w:p>
-        </w:tc>
-      </w:tr>
-    </w:tbl>
-    <w:p/>
-    <w:p>
-      <w:pPr>
-        <w:pageBreakBefore w:val="true"/>
-        <w:spacing w:after="0"/>
-      </w:pPr>
-      <w:r>
-        <w:rPr>
-          <w:sz w:val="2"/>
-        </w:rPr>
-        <w:t xml:space="preserve"> </w:t>
-      </w:r>
-    </w:p>
-    <w:tbl>
-      <w:tblPr>
-        <w:tblW w:type="pct" w:w="100%"/>
-        <w:tblLayout w:type="fixed"/>
-        <w:tblBorders>
-          <w:top w:val="single" w:color="353A7C" w:sz="6"/>
-          <w:left w:val="single" w:color="353A7C" w:sz="6"/>
-          <w:bottom w:val="single" w:color="353A7C" w:sz="6"/>
-          <w:right w:val="single" w:color="353A7C" w:sz="6"/>
-          <w:insideH w:val="single" w:color="353A7C" w:sz="6"/>
-          <w:insideV w:val="single" w:color="353A7C" w:sz="6"/>
-        </w:tblBorders>
-      </w:tblPr>
-      <w:tblGrid>
-        <w:gridCol w:w="4608"/>
-        <w:gridCol w:w="4992"/>
-      </w:tblGrid>
-      <w:tr>
-        <w:tc>
-          <w:tcPr>
-            <w:tcW w:type="pct" w:w="5000"/>
-            <w:gridSpan w:val="2"/>
-            <w:shd w:fill="353A7C" w:val="clear"/>
-            <w:tcMar>
-              <w:top w:type="dxa" w:w="60"/>
-              <w:left w:type="dxa" w:w="120"/>
-              <w:bottom w:type="dxa" w:w="60"/>
-              <w:right w:type="dxa" w:w="120"/>
-            </w:tcMar>
-          </w:tcPr>
-          <w:p>
-            <w:pPr>
-              <w:spacing w:before="40" w:after="40"/>
-            </w:pPr>
-            <w:r>
-              <w:rPr>
-                <w:b/>
-                <w:bCs/>
-                <w:color w:val="FFFFFF"/>
-                <w:sz w:val="17"/>
-                <w:szCs w:val="17"/>
-              </w:rPr>
-              <w:t xml:space="preserve">Exam view</w:t>
-            </w:r>
-          </w:p>
-        </w:tc>
-      </w:tr>
-      <w:tr>
-        <w:tc>
-          <w:tcPr>
-            <w:tcW w:type="pct" w:w="2400"/>
-            <w:shd w:fill="353A7C" w:val="clear"/>
-            <w:tcMar>
-              <w:top w:type="dxa" w:w="50"/>
-              <w:left w:type="dxa" w:w="110"/>
-              <w:bottom w:type="dxa" w:w="50"/>
-              <w:right w:type="dxa" w:w="110"/>
-            </w:tcMar>
-          </w:tcPr>
-          <w:p>
-            <w:pPr>
-              <w:spacing w:before="30" w:after="30"/>
-            </w:pPr>
-            <w:r>
-              <w:rPr>
-                <w:b/>
-                <w:bCs/>
-                <w:color w:val="FFFFFF"/>
-                <w:sz w:val="15"/>
-                <w:szCs w:val="15"/>
-              </w:rPr>
-              <w:t xml:space="preserve">Item</w:t>
-            </w:r>
-          </w:p>
-        </w:tc>
-        <w:tc>
-          <w:tcPr>
-            <w:tcW w:type="pct" w:w="2600"/>
-            <w:shd w:fill="353A7C" w:val="clear"/>
-            <w:tcMar>
-              <w:top w:type="dxa" w:w="50"/>
-              <w:left w:type="dxa" w:w="110"/>
-              <w:bottom w:type="dxa" w:w="50"/>
-              <w:right w:type="dxa" w:w="110"/>
-            </w:tcMar>
-          </w:tcPr>
-          <w:p>
-            <w:pPr>
-              <w:spacing w:before="30" w:after="30"/>
-            </w:pPr>
-            <w:r>
-              <w:rPr>
-                <w:b/>
-                <w:bCs/>
-                <w:color w:val="FFFFFF"/>
-                <w:sz w:val="15"/>
-                <w:szCs w:val="15"/>
-              </w:rPr>
-              <w:t xml:space="preserve">Answer</w:t>
-            </w:r>
-          </w:p>
-        </w:tc>
-      </w:tr>
-      <w:tr>
-        <w:tc>
-          <w:tcPr>
-            <w:tcW w:type="pct" w:w="2400"/>
-            <w:tcMar>
-              <w:top w:type="dxa" w:w="50"/>
-              <w:left w:type="dxa" w:w="110"/>
-              <w:bottom w:type="dxa" w:w="50"/>
-              <w:right w:type="dxa" w:w="110"/>
-            </w:tcMar>
-          </w:tcPr>
-          <w:p>
-            <w:pPr>
-              <w:spacing w:before="28" w:after="28"/>
-            </w:pPr>
-            <w:r>
-              <w:rPr>
-                <w:sz w:val="15"/>
-                <w:szCs w:val="15"/>
-              </w:rPr>
-              <w:t xml:space="preserve">Two spellings of one supplier are merged</w:t>
-            </w:r>
-          </w:p>
-        </w:tc>
-        <w:tc>
-          <w:tcPr>
-            <w:tcW w:type="pct" w:w="2600"/>
-            <w:tcMar>
-              <w:top w:type="dxa" w:w="50"/>
-              <w:left w:type="dxa" w:w="110"/>
-              <w:bottom w:type="dxa" w:w="50"/>
-              <w:right w:type="dxa" w:w="110"/>
-            </w:tcMar>
-          </w:tcPr>
-          <w:p>
-            <w:pPr>
-              <w:spacing w:before="28" w:after="28"/>
-            </w:pPr>
-            <w:r>
-              <w:rPr>
-                <w:sz w:val="15"/>
-                <w:szCs w:val="15"/>
-              </w:rPr>
-              <w:t xml:space="preserve">Cleaning — it removes duplicates and fixes errors before any analysis begins</w:t>
-            </w:r>
-          </w:p>
-        </w:tc>
-      </w:tr>
-      <w:tr>
-        <w:tc>
-          <w:tcPr>
-            <w:tcW w:type="pct" w:w="2400"/>
-            <w:shd w:fill="FBFAF6" w:val="clear"/>
-            <w:tcMar>
-              <w:top w:type="dxa" w:w="50"/>
-              <w:left w:type="dxa" w:w="110"/>
-              <w:bottom w:type="dxa" w:w="50"/>
-              <w:right w:type="dxa" w:w="110"/>
-            </w:tcMar>
-          </w:tcPr>
-          <w:p>
-            <w:pPr>
-              <w:spacing w:before="28" w:after="28"/>
-            </w:pPr>
-            <w:r>
-              <w:rPr>
-                <w:sz w:val="15"/>
-                <w:szCs w:val="15"/>
-              </w:rPr>
-              <w:t xml:space="preserve">Monthly columns become quarterly ones</w:t>
-            </w:r>
-          </w:p>
-        </w:tc>
-        <w:tc>
-          <w:tcPr>
-            <w:tcW w:type="pct" w:w="2600"/>
-            <w:shd w:fill="FBFAF6" w:val="clear"/>
-            <w:tcMar>
-              <w:top w:type="dxa" w:w="50"/>
-              <w:left w:type="dxa" w:w="110"/>
-              <w:bottom w:type="dxa" w:w="50"/>
-              <w:right w:type="dxa" w:w="110"/>
-            </w:tcMar>
-          </w:tcPr>
-          <w:p>
-            <w:pPr>
-              <w:spacing w:before="28" w:after="28"/>
-            </w:pPr>
-            <w:r>
-              <w:rPr>
-                <w:sz w:val="15"/>
-                <w:szCs w:val="15"/>
-              </w:rPr>
-              <w:t xml:space="preserve">Why: the data is cut to what the </w:t>
-            </w:r>
-            <w:r>
-              <w:rPr>
-                <w:b/>
-                <w:bCs/>
-                <w:color w:val="8186EF"/>
-                <w:sz w:val="14"/>
-                <w:szCs w:val="14"/>
-              </w:rPr>
-              <w:t xml:space="preserve"> (34) </w:t>
-            </w:r>
-            <w:r>
-              <w:rPr>
-                <w:u w:val="single"/>
-                <w:sz w:val="15"/>
-                <w:szCs w:val="15"/>
-              </w:rPr>
-              <w:t xml:space="preserve">              </w:t>
-            </w:r>
-            <w:r>
-              <w:rPr>
-                <w:sz w:val="15"/>
-                <w:szCs w:val="15"/>
-              </w:rPr>
-              <w:t xml:space="preserve"> </w:t>
-            </w:r>
-            <w:r>
-              <w:rPr>
-                <w:sz w:val="15"/>
-                <w:szCs w:val="15"/>
-              </w:rPr>
-              <w:t xml:space="preserve"> actually needs, since the question concerns seasons rather than months</w:t>
-            </w:r>
-          </w:p>
-        </w:tc>
-      </w:tr>
-      <w:tr>
-        <w:tc>
-          <w:tcPr>
-            <w:tcW w:type="pct" w:w="2400"/>
-            <w:tcMar>
-              <w:top w:type="dxa" w:w="50"/>
-              <w:left w:type="dxa" w:w="110"/>
-              <w:bottom w:type="dxa" w:w="50"/>
-              <w:right w:type="dxa" w:w="110"/>
-            </w:tcMar>
-          </w:tcPr>
-          <w:p>
-            <w:pPr>
-              <w:spacing w:before="28" w:after="28"/>
-            </w:pPr>
-            <w:r>
-              <w:rPr>
-                <w:sz w:val="15"/>
-                <w:szCs w:val="15"/>
-              </w:rPr>
-              <w:t xml:space="preserve">Amounts in three currencies become one</w:t>
-            </w:r>
-          </w:p>
-        </w:tc>
-        <w:tc>
-          <w:tcPr>
-            <w:tcW w:type="pct" w:w="2600"/>
-            <w:tcMar>
-              <w:top w:type="dxa" w:w="50"/>
-              <w:left w:type="dxa" w:w="110"/>
-              <w:bottom w:type="dxa" w:w="50"/>
-              <w:right w:type="dxa" w:w="110"/>
-            </w:tcMar>
-          </w:tcPr>
-          <w:p>
-            <w:pPr>
-              <w:spacing w:before="28" w:after="28"/>
-            </w:pPr>
-            <w:r>
-              <w:rPr>
-                <w:sz w:val="15"/>
-                <w:szCs w:val="15"/>
-              </w:rPr>
-              <w:t xml:space="preserve">Transformation — the data is put into the form the analysis requires</w:t>
-            </w:r>
-          </w:p>
-        </w:tc>
-      </w:tr>
-      <w:tr>
-        <w:tc>
-          <w:tcPr>
-            <w:tcW w:type="pct" w:w="2400"/>
-            <w:shd w:fill="FBFAF6" w:val="clear"/>
-            <w:tcMar>
-              <w:top w:type="dxa" w:w="50"/>
-              <w:left w:type="dxa" w:w="110"/>
-              <w:bottom w:type="dxa" w:w="50"/>
-              <w:right w:type="dxa" w:w="110"/>
-            </w:tcMar>
-          </w:tcPr>
-          <w:p>
-            <w:pPr>
-              <w:spacing w:before="28" w:after="28"/>
-            </w:pPr>
-            <w:r>
-              <w:rPr>
-                <w:sz w:val="15"/>
-                <w:szCs w:val="15"/>
-              </w:rPr>
-              <w:t xml:space="preserve">Plant, payroll and ledger data are brought together</w:t>
-            </w:r>
-          </w:p>
-        </w:tc>
-        <w:tc>
-          <w:tcPr>
-            <w:tcW w:type="pct" w:w="2600"/>
-            <w:shd w:fill="FBFAF6" w:val="clear"/>
-            <w:tcMar>
-              <w:top w:type="dxa" w:w="50"/>
-              <w:left w:type="dxa" w:w="110"/>
-              <w:bottom w:type="dxa" w:w="50"/>
-              <w:right w:type="dxa" w:w="110"/>
-            </w:tcMar>
-          </w:tcPr>
-          <w:p>
-            <w:pPr>
-              <w:spacing w:before="28" w:after="28"/>
-            </w:pPr>
-            <w:r>
-              <w:rPr>
-                <w:sz w:val="15"/>
-                <w:szCs w:val="15"/>
-              </w:rPr>
-              <w:t xml:space="preserve"/>
-            </w:r>
-            <w:r>
-              <w:rPr>
-                <w:b/>
-                <w:bCs/>
-                <w:color w:val="8186EF"/>
-                <w:sz w:val="14"/>
-                <w:szCs w:val="14"/>
-              </w:rPr>
-              <w:t xml:space="preserve"> (35) </w:t>
-            </w:r>
-            <w:r>
-              <w:rPr>
-                <w:u w:val="single"/>
-                <w:sz w:val="15"/>
-                <w:szCs w:val="15"/>
-              </w:rPr>
-              <w:t xml:space="preserve">              </w:t>
-            </w:r>
-            <w:r>
-              <w:rPr>
-                <w:sz w:val="15"/>
-                <w:szCs w:val="15"/>
-              </w:rPr>
-              <w:t xml:space="preserve"> </w:t>
-            </w:r>
-            <w:r>
-              <w:rPr>
-                <w:sz w:val="15"/>
-                <w:szCs w:val="15"/>
-              </w:rPr>
-              <w:t xml:space="preserve"> — separate sources are combined into one set</w:t>
-            </w:r>
-          </w:p>
-        </w:tc>
-      </w:tr>
-    </w:tbl>
-    <w:p/>
-    <w:tbl>
-      <w:tblPr>
-        <w:tblW w:type="pct" w:w="100%"/>
-        <w:tblLayout w:type="fixed"/>
-        <w:tblBorders>
-          <w:top w:val="single" w:color="FBFAF6" w:sz="4"/>
-          <w:left w:val="single" w:color="FBFAF6" w:sz="4"/>
-          <w:bottom w:val="single" w:color="FBFAF6" w:sz="4"/>
-          <w:right w:val="single" w:color="FBFAF6" w:sz="4"/>
-          <w:insideH w:val="single" w:color="FBFAF6" w:sz="4"/>
-          <w:insideV w:val="single" w:color="FBFAF6" w:sz="4"/>
-        </w:tblBorders>
-      </w:tblPr>
-      <w:tblGrid>
-        <w:gridCol w:w="9600"/>
-      </w:tblGrid>
-      <w:tr>
-        <w:tc>
-          <w:tcPr>
-            <w:tcW w:type="pct" w:w="5000"/>
-            <w:shd w:fill="FBFAF6" w:val="clear"/>
-            <w:tcMar>
-              <w:top w:type="dxa" w:w="40"/>
-              <w:left w:type="dxa" w:w="100"/>
-              <w:bottom w:type="dxa" w:w="40"/>
-              <w:right w:type="dxa" w:w="100"/>
-            </w:tcMar>
-          </w:tcPr>
-          <w:p>
-            <w:pPr>
-              <w:spacing w:before="18" w:after="6"/>
-            </w:pPr>
-            <w:r>
-              <w:rPr>
-                <w:b/>
-                <w:bCs/>
-                <w:color w:val="6B7280"/>
-                <w:sz w:val="14"/>
-                <w:szCs w:val="14"/>
-              </w:rPr>
-              <w:t xml:space="preserve">word list</w:t>
-            </w:r>
-          </w:p>
-          <w:p>
-            <w:pPr>
-              <w:spacing w:before="0" w:after="18"/>
-            </w:pPr>
-            <w:r>
-              <w:rPr>
-                <w:b/>
-                <w:bCs/>
-                <w:color w:val="353A7C"/>
-                <w:sz w:val="16"/>
-                <w:szCs w:val="16"/>
-              </w:rPr>
-              <w:t xml:space="preserve">analysis   ·   Consolidation   ·   Transformation</w:t>
+              <w:t xml:space="preserve">achieves   ·   describes   ·   changing   ·   outcome</w:t>
             </w:r>
           </w:p>
         </w:tc>
@@ -14465,7 +13524,7 @@
                 <w:sz w:val="17"/>
                 <w:szCs w:val="17"/>
               </w:rPr>
-              <w:t xml:space="preserve">Action required — Category</w:t>
+              <w:t xml:space="preserve">Exam view</w:t>
             </w:r>
           </w:p>
         </w:tc>
@@ -14553,6 +13612,7 @@
         <w:tc>
           <w:tcPr>
             <w:tcW w:type="pct" w:w="2400"/>
+            <w:shd w:fill="FFFFFF" w:val="clear"/>
             <w:tcMar>
               <w:top w:type="dxa" w:w="50"/>
               <w:left w:type="dxa" w:w="110"/>
@@ -14562,14 +13622,17 @@
           </w:tcPr>
           <w:p>
             <w:pPr>
-              <w:spacing w:before="28" w:after="28"/>
-            </w:pPr>
-            <w:r>
-              <w:rPr>
-                <w:sz w:val="15"/>
-                <w:szCs w:val="15"/>
-              </w:rPr>
-              <w:t xml:space="preserve">Consolidation</w:t>
+              <w:spacing w:before="46" w:after="46"/>
+            </w:pPr>
+            <w:r>
+              <w:rPr>
+                <w:b/>
+                <w:bCs/>
+                <w:color w:val="8186EF"/>
+                <w:sz w:val="14"/>
+                <w:szCs w:val="14"/>
+              </w:rPr>
+              <w:t xml:space="preserve">(33)</w:t>
             </w:r>
           </w:p>
         </w:tc>
@@ -14602,7 +13665,7 @@
         <w:tc>
           <w:tcPr>
             <w:tcW w:type="pct" w:w="2400"/>
-            <w:shd w:fill="FFFFFF" w:val="clear"/>
+            <w:shd w:fill="FBFAF6" w:val="clear"/>
             <w:tcMar>
               <w:top w:type="dxa" w:w="50"/>
               <w:left w:type="dxa" w:w="110"/>
@@ -14612,17 +13675,14 @@
           </w:tcPr>
           <w:p>
             <w:pPr>
-              <w:spacing w:before="46" w:after="46"/>
-            </w:pPr>
-            <w:r>
-              <w:rPr>
-                <w:b/>
-                <w:bCs/>
-                <w:color w:val="8186EF"/>
-                <w:sz w:val="14"/>
-                <w:szCs w:val="14"/>
-              </w:rPr>
-              <w:t xml:space="preserve">(36)</w:t>
+              <w:spacing w:before="28" w:after="28"/>
+            </w:pPr>
+            <w:r>
+              <w:rPr>
+                <w:sz w:val="15"/>
+                <w:szCs w:val="15"/>
+              </w:rPr>
+              <w:t xml:space="preserve">Cleaning</w:t>
             </w:r>
           </w:p>
         </w:tc>
@@ -14723,7 +13783,7 @@
                 <w:sz w:val="14"/>
                 <w:szCs w:val="14"/>
               </w:rPr>
-              <w:t xml:space="preserve">(37)</w:t>
+              <w:t xml:space="preserve">(34)</w:t>
             </w:r>
           </w:p>
         </w:tc>
@@ -14785,7 +13845,7 @@
                 <w:sz w:val="16"/>
                 <w:szCs w:val="16"/>
               </w:rPr>
-              <w:t xml:space="preserve">Cleaning   ·   biometrics   ·   Reduction</w:t>
+              <w:t xml:space="preserve">Reduction   ·   archival   ·   Consolidation</w:t>
             </w:r>
           </w:p>
         </w:tc>
@@ -14915,14 +13975,14 @@
                 <w:sz w:val="16"/>
                 <w:szCs w:val="16"/>
               </w:rPr>
-              <w:t xml:space="preserve">20  </w:t>
-            </w:r>
-            <w:r>
-              <w:rPr>
-                <w:sz w:val="16"/>
-                <w:szCs w:val="16"/>
-              </w:rPr>
-              <w:t xml:space="preserve">product</w:t>
+              <w:t xml:space="preserve">18  </w:t>
+            </w:r>
+            <w:r>
+              <w:rPr>
+                <w:sz w:val="16"/>
+                <w:szCs w:val="16"/>
+              </w:rPr>
+              <w:t xml:space="preserve">Thirty-six</w:t>
             </w:r>
           </w:p>
         </w:tc>
@@ -14957,7 +14017,7 @@
                 <w:sz w:val="16"/>
                 <w:szCs w:val="16"/>
               </w:rPr>
-              <w:t xml:space="preserve">analysis</w:t>
+              <w:t xml:space="preserve">should</w:t>
             </w:r>
           </w:p>
         </w:tc>
@@ -14983,14 +14043,14 @@
                 <w:sz w:val="16"/>
                 <w:szCs w:val="16"/>
               </w:rPr>
-              <w:t xml:space="preserve">21  </w:t>
-            </w:r>
-            <w:r>
-              <w:rPr>
-                <w:sz w:val="16"/>
-                <w:szCs w:val="16"/>
-              </w:rPr>
-              <w:t xml:space="preserve">Nothing</w:t>
+              <w:t xml:space="preserve">19  </w:t>
+            </w:r>
+            <w:r>
+              <w:rPr>
+                <w:sz w:val="16"/>
+                <w:szCs w:val="16"/>
+              </w:rPr>
+              <w:t xml:space="preserve">product</w:t>
             </w:r>
           </w:p>
         </w:tc>
@@ -15051,14 +14111,14 @@
                 <w:sz w:val="16"/>
                 <w:szCs w:val="16"/>
               </w:rPr>
-              <w:t xml:space="preserve">22  </w:t>
-            </w:r>
-            <w:r>
-              <w:rPr>
-                <w:sz w:val="16"/>
-                <w:szCs w:val="16"/>
-              </w:rPr>
-              <w:t xml:space="preserve">concerns</w:t>
+              <w:t xml:space="preserve">20  </w:t>
+            </w:r>
+            <w:r>
+              <w:rPr>
+                <w:sz w:val="16"/>
+                <w:szCs w:val="16"/>
+              </w:rPr>
+              <w:t xml:space="preserve">Nothing</w:t>
             </w:r>
           </w:p>
         </w:tc>
@@ -15119,7 +14179,7 @@
                 <w:sz w:val="16"/>
                 <w:szCs w:val="16"/>
               </w:rPr>
-              <w:t xml:space="preserve">23  </w:t>
+              <w:t xml:space="preserve">21  </w:t>
             </w:r>
             <w:r>
               <w:rPr>
@@ -15161,7 +14221,7 @@
                 <w:sz w:val="16"/>
                 <w:szCs w:val="16"/>
               </w:rPr>
-              <w:t xml:space="preserve">Orontes</w:t>
+              <w:t xml:space="preserve">analyse</w:t>
             </w:r>
           </w:p>
         </w:tc>
@@ -15187,7 +14247,7 @@
                 <w:sz w:val="16"/>
                 <w:szCs w:val="16"/>
               </w:rPr>
-              <w:t xml:space="preserve">24  </w:t>
+              <w:t xml:space="preserve">22  </w:t>
             </w:r>
             <w:r>
               <w:rPr>
@@ -15255,14 +14315,14 @@
                 <w:sz w:val="16"/>
                 <w:szCs w:val="16"/>
               </w:rPr>
-              <w:t xml:space="preserve">25  </w:t>
-            </w:r>
-            <w:r>
-              <w:rPr>
-                <w:sz w:val="16"/>
-                <w:szCs w:val="16"/>
-              </w:rPr>
-              <w:t xml:space="preserve">Two spellings of one supplier are merged</w:t>
+              <w:t xml:space="preserve">23  </w:t>
+            </w:r>
+            <w:r>
+              <w:rPr>
+                <w:sz w:val="16"/>
+                <w:szCs w:val="16"/>
+              </w:rPr>
+              <w:t xml:space="preserve">Jordan's</w:t>
             </w:r>
           </w:p>
         </w:tc>
@@ -15323,14 +14383,14 @@
                 <w:sz w:val="16"/>
                 <w:szCs w:val="16"/>
               </w:rPr>
-              <w:t xml:space="preserve">26  </w:t>
-            </w:r>
-            <w:r>
-              <w:rPr>
-                <w:sz w:val="16"/>
-                <w:szCs w:val="16"/>
-              </w:rPr>
-              <w:t xml:space="preserve">Plant, payroll and ledger data are brought together</w:t>
+              <w:t xml:space="preserve">24  </w:t>
+            </w:r>
+            <w:r>
+              <w:rPr>
+                <w:sz w:val="16"/>
+                <w:szCs w:val="16"/>
+              </w:rPr>
+              <w:t xml:space="preserve">residents</w:t>
             </w:r>
           </w:p>
         </w:tc>
@@ -15391,14 +14451,14 @@
                 <w:sz w:val="16"/>
                 <w:szCs w:val="16"/>
               </w:rPr>
-              <w:t xml:space="preserve">27  </w:t>
-            </w:r>
-            <w:r>
-              <w:rPr>
-                <w:sz w:val="16"/>
-                <w:szCs w:val="16"/>
-              </w:rPr>
-              <w:t xml:space="preserve">transform</w:t>
+              <w:t xml:space="preserve">25  </w:t>
+            </w:r>
+            <w:r>
+              <w:rPr>
+                <w:sz w:val="16"/>
+                <w:szCs w:val="16"/>
+              </w:rPr>
+              <w:t xml:space="preserve">duplicates</w:t>
             </w:r>
           </w:p>
         </w:tc>
@@ -15459,14 +14519,14 @@
                 <w:sz w:val="16"/>
                 <w:szCs w:val="16"/>
               </w:rPr>
-              <w:t xml:space="preserve">28  </w:t>
-            </w:r>
-            <w:r>
-              <w:rPr>
-                <w:sz w:val="16"/>
-                <w:szCs w:val="16"/>
-              </w:rPr>
-              <w:t xml:space="preserve">investigated</w:t>
+              <w:t xml:space="preserve">26  </w:t>
+            </w:r>
+            <w:r>
+              <w:rPr>
+                <w:sz w:val="16"/>
+                <w:szCs w:val="16"/>
+              </w:rPr>
+              <w:t xml:space="preserve">Separate sources are combined into one set</w:t>
             </w:r>
           </w:p>
         </w:tc>
@@ -15527,14 +14587,14 @@
                 <w:sz w:val="16"/>
                 <w:szCs w:val="16"/>
               </w:rPr>
-              <w:t xml:space="preserve">29  </w:t>
-            </w:r>
-            <w:r>
-              <w:rPr>
-                <w:sz w:val="16"/>
-                <w:szCs w:val="16"/>
-              </w:rPr>
-              <w:t xml:space="preserve">identifiers</w:t>
+              <w:t xml:space="preserve">27  </w:t>
+            </w:r>
+            <w:r>
+              <w:rPr>
+                <w:sz w:val="16"/>
+                <w:szCs w:val="16"/>
+              </w:rPr>
+              <w:t xml:space="preserve">transform</w:t>
             </w:r>
           </w:p>
         </w:tc>
@@ -15595,14 +14655,14 @@
                 <w:sz w:val="16"/>
                 <w:szCs w:val="16"/>
               </w:rPr>
-              <w:t xml:space="preserve">30  </w:t>
-            </w:r>
-            <w:r>
-              <w:rPr>
-                <w:sz w:val="16"/>
-                <w:szCs w:val="16"/>
-              </w:rPr>
-              <w:t xml:space="preserve">retention</w:t>
+              <w:t xml:space="preserve">28  </w:t>
+            </w:r>
+            <w:r>
+              <w:rPr>
+                <w:sz w:val="16"/>
+                <w:szCs w:val="16"/>
+              </w:rPr>
+              <w:t xml:space="preserve">investigated</w:t>
             </w:r>
           </w:p>
         </w:tc>
@@ -15637,7 +14697,7 @@
                 <w:sz w:val="16"/>
                 <w:szCs w:val="16"/>
               </w:rPr>
-              <w:t xml:space="preserve">distributor</w:t>
+              <w:t xml:space="preserve">allowed</w:t>
             </w:r>
           </w:p>
         </w:tc>
@@ -15663,14 +14723,14 @@
                 <w:sz w:val="16"/>
                 <w:szCs w:val="16"/>
               </w:rPr>
-              <w:t xml:space="preserve">31  </w:t>
-            </w:r>
-            <w:r>
-              <w:rPr>
-                <w:sz w:val="16"/>
-                <w:szCs w:val="16"/>
-              </w:rPr>
-              <w:t xml:space="preserve">describes</w:t>
+              <w:t xml:space="preserve">29  </w:t>
+            </w:r>
+            <w:r>
+              <w:rPr>
+                <w:sz w:val="16"/>
+                <w:szCs w:val="16"/>
+              </w:rPr>
+              <w:t xml:space="preserve">Removing</w:t>
             </w:r>
           </w:p>
         </w:tc>
@@ -15705,7 +14765,7 @@
                 <w:sz w:val="16"/>
                 <w:szCs w:val="16"/>
               </w:rPr>
-              <w:t xml:space="preserve">currencies</w:t>
+              <w:t xml:space="preserve">converted</w:t>
             </w:r>
           </w:p>
         </w:tc>
@@ -15731,14 +14791,14 @@
                 <w:sz w:val="16"/>
                 <w:szCs w:val="16"/>
               </w:rPr>
-              <w:t xml:space="preserve">32  </w:t>
-            </w:r>
-            <w:r>
-              <w:rPr>
-                <w:sz w:val="16"/>
-                <w:szCs w:val="16"/>
-              </w:rPr>
-              <w:t xml:space="preserve">consolidation</w:t>
+              <w:t xml:space="preserve">30  </w:t>
+            </w:r>
+            <w:r>
+              <w:rPr>
+                <w:sz w:val="16"/>
+                <w:szCs w:val="16"/>
+              </w:rPr>
+              <w:t xml:space="preserve">describes</w:t>
             </w:r>
           </w:p>
         </w:tc>
@@ -15773,7 +14833,7 @@
                 <w:sz w:val="16"/>
                 <w:szCs w:val="16"/>
               </w:rPr>
-              <w:t xml:space="preserve">converted</w:t>
+              <w:t xml:space="preserve">quarters</w:t>
             </w:r>
           </w:p>
         </w:tc>
@@ -15799,14 +14859,14 @@
                 <w:sz w:val="16"/>
                 <w:szCs w:val="16"/>
               </w:rPr>
-              <w:t xml:space="preserve">33  </w:t>
-            </w:r>
-            <w:r>
-              <w:rPr>
-                <w:sz w:val="16"/>
-                <w:szCs w:val="16"/>
-              </w:rPr>
-              <w:t xml:space="preserve">transformation</w:t>
+              <w:t xml:space="preserve">31  </w:t>
+            </w:r>
+            <w:r>
+              <w:rPr>
+                <w:sz w:val="16"/>
+                <w:szCs w:val="16"/>
+              </w:rPr>
+              <w:t xml:space="preserve">achieves</w:t>
             </w:r>
           </w:p>
         </w:tc>
@@ -15841,7 +14901,7 @@
                 <w:sz w:val="16"/>
                 <w:szCs w:val="16"/>
               </w:rPr>
-              <w:t xml:space="preserve">quarters</w:t>
+              <w:t xml:space="preserve">seasonality</w:t>
             </w:r>
           </w:p>
         </w:tc>
@@ -15867,14 +14927,14 @@
                 <w:sz w:val="16"/>
                 <w:szCs w:val="16"/>
               </w:rPr>
-              <w:t xml:space="preserve">34  </w:t>
-            </w:r>
-            <w:r>
-              <w:rPr>
-                <w:sz w:val="16"/>
-                <w:szCs w:val="16"/>
-              </w:rPr>
-              <w:t xml:space="preserve">analysis</w:t>
+              <w:t xml:space="preserve">32  </w:t>
+            </w:r>
+            <w:r>
+              <w:rPr>
+                <w:sz w:val="16"/>
+                <w:szCs w:val="16"/>
+              </w:rPr>
+              <w:t xml:space="preserve">changing</w:t>
             </w:r>
           </w:p>
         </w:tc>
@@ -15909,7 +14969,7 @@
                 <w:sz w:val="16"/>
                 <w:szCs w:val="16"/>
               </w:rPr>
-              <w:t xml:space="preserve">seasonality</w:t>
+              <w:t xml:space="preserve">category</w:t>
             </w:r>
           </w:p>
         </w:tc>
@@ -15935,7 +14995,7 @@
                 <w:sz w:val="16"/>
                 <w:szCs w:val="16"/>
               </w:rPr>
-              <w:t xml:space="preserve">35  </w:t>
+              <w:t xml:space="preserve">33  </w:t>
             </w:r>
             <w:r>
               <w:rPr>
@@ -15977,7 +15037,7 @@
                 <w:sz w:val="16"/>
                 <w:szCs w:val="16"/>
               </w:rPr>
-              <w:t xml:space="preserve">Customer</w:t>
+              <w:t xml:space="preserve">distributors</w:t>
             </w:r>
           </w:p>
         </w:tc>
@@ -16003,75 +15063,7 @@
                 <w:sz w:val="16"/>
                 <w:szCs w:val="16"/>
               </w:rPr>
-              <w:t xml:space="preserve">36  </w:t>
-            </w:r>
-            <w:r>
-              <w:rPr>
-                <w:sz w:val="16"/>
-                <w:szCs w:val="16"/>
-              </w:rPr>
-              <w:t xml:space="preserve">Cleaning</w:t>
-            </w:r>
-          </w:p>
-        </w:tc>
-      </w:tr>
-      <w:tr>
-        <w:tc>
-          <w:tcPr>
-            <w:tcW w:type="pct" w:w="2500"/>
-            <w:tcMar>
-              <w:top w:type="dxa" w:w="20"/>
-              <w:left w:type="dxa" w:w="80"/>
-              <w:bottom w:type="dxa" w:w="20"/>
-              <w:right w:type="dxa" w:w="80"/>
-            </w:tcMar>
-          </w:tcPr>
-          <w:p>
-            <w:pPr>
-              <w:spacing w:before="12" w:after="12"/>
-            </w:pPr>
-            <w:r>
-              <w:rPr>
-                <w:b/>
-                <w:bCs/>
-                <w:color w:val="8186EF"/>
-                <w:sz w:val="16"/>
-                <w:szCs w:val="16"/>
-              </w:rPr>
-              <w:t xml:space="preserve">18  </w:t>
-            </w:r>
-            <w:r>
-              <w:rPr>
-                <w:sz w:val="16"/>
-                <w:szCs w:val="16"/>
-              </w:rPr>
-              <w:t xml:space="preserve">distributors</w:t>
-            </w:r>
-          </w:p>
-        </w:tc>
-        <w:tc>
-          <w:tcPr>
-            <w:tcW w:type="pct" w:w="2500"/>
-            <w:tcMar>
-              <w:top w:type="dxa" w:w="20"/>
-              <w:left w:type="dxa" w:w="80"/>
-              <w:bottom w:type="dxa" w:w="20"/>
-              <w:right w:type="dxa" w:w="80"/>
-            </w:tcMar>
-          </w:tcPr>
-          <w:p>
-            <w:pPr>
-              <w:spacing w:before="12" w:after="12"/>
-            </w:pPr>
-            <w:r>
-              <w:rPr>
-                <w:b/>
-                <w:bCs/>
-                <w:color w:val="8186EF"/>
-                <w:sz w:val="16"/>
-                <w:szCs w:val="16"/>
-              </w:rPr>
-              <w:t xml:space="preserve">37  </w:t>
+              <w:t xml:space="preserve">34  </w:t>
             </w:r>
             <w:r>
               <w:rPr>
@@ -16079,64 +15071,6 @@
                 <w:szCs w:val="16"/>
               </w:rPr>
               <w:t xml:space="preserve">Reduction</w:t>
-            </w:r>
-          </w:p>
-        </w:tc>
-      </w:tr>
-      <w:tr>
-        <w:tc>
-          <w:tcPr>
-            <w:tcW w:type="pct" w:w="2500"/>
-            <w:tcMar>
-              <w:top w:type="dxa" w:w="20"/>
-              <w:left w:type="dxa" w:w="80"/>
-              <w:bottom w:type="dxa" w:w="20"/>
-              <w:right w:type="dxa" w:w="80"/>
-            </w:tcMar>
-          </w:tcPr>
-          <w:p>
-            <w:pPr>
-              <w:spacing w:before="12" w:after="12"/>
-            </w:pPr>
-            <w:r>
-              <w:rPr>
-                <w:b/>
-                <w:bCs/>
-                <w:color w:val="8186EF"/>
-                <w:sz w:val="16"/>
-                <w:szCs w:val="16"/>
-              </w:rPr>
-              <w:t xml:space="preserve">19  </w:t>
-            </w:r>
-            <w:r>
-              <w:rPr>
-                <w:sz w:val="16"/>
-                <w:szCs w:val="16"/>
-              </w:rPr>
-              <w:t xml:space="preserve">Thirty-six</w:t>
-            </w:r>
-          </w:p>
-        </w:tc>
-        <w:tc>
-          <w:tcPr>
-            <w:tcW w:type="pct" w:w="2500"/>
-            <w:tcMar>
-              <w:top w:type="dxa" w:w="20"/>
-              <w:left w:type="dxa" w:w="80"/>
-              <w:bottom w:type="dxa" w:w="20"/>
-              <w:right w:type="dxa" w:w="80"/>
-            </w:tcMar>
-          </w:tcPr>
-          <w:p>
-            <w:pPr>
-              <w:spacing w:before="24" w:after="24"/>
-            </w:pPr>
-            <w:r>
-              <w:rPr>
-                <w:sz w:val="16"/>
-                <w:szCs w:val="16"/>
-              </w:rPr>
-              <w:t xml:space="preserve"/>
             </w:r>
           </w:p>
         </w:tc>
@@ -16717,7 +15651,7 @@
               <w:sz w:val="16"/>
               <w:szCs w:val="16"/>
             </w:rPr>
-            <w:t xml:space="preserve"> of 3</w:t>
+            <w:t xml:space="preserve"> of 2</w:t>
           </w:r>
         </w:p>
       </w:tc>
